--- a/doc/Тест требования.docx
+++ b/doc/Тест требования.docx
@@ -582,8 +582,232 @@
           <w:szCs w:val="28"/>
         </w:rPr>
       </w:pPr>
-      <w:bookmarkStart w:id="0" w:name="_GoBack"/>
-      <w:bookmarkEnd w:id="0"/>
+      <w:r>
+        <w:rPr>
+          <w:rFonts w:ascii="Times New Roman" w:hAnsi="Times New Roman" w:cs="Times New Roman"/>
+          <w:sz w:val="28"/>
+          <w:szCs w:val="28"/>
+        </w:rPr>
+        <w:t>Тест требование 5</w:t>
+      </w:r>
+      <w:r>
+        <w:rPr>
+          <w:rFonts w:ascii="Times New Roman" w:hAnsi="Times New Roman" w:cs="Times New Roman"/>
+          <w:sz w:val="28"/>
+          <w:szCs w:val="28"/>
+        </w:rPr>
+        <w:t>. Проверка</w:t>
+      </w:r>
+      <w:r>
+        <w:rPr>
+          <w:rFonts w:ascii="Times New Roman" w:hAnsi="Times New Roman" w:cs="Times New Roman"/>
+          <w:sz w:val="28"/>
+          <w:szCs w:val="28"/>
+        </w:rPr>
+        <w:t xml:space="preserve"> работоспособности сортировки.</w:t>
+      </w:r>
+    </w:p>
+    <w:p>
+      <w:pPr>
+        <w:spacing w:after="0" w:line="360" w:lineRule="auto"/>
+        <w:ind w:firstLine="709"/>
+        <w:jc w:val="both"/>
+        <w:rPr>
+          <w:rFonts w:ascii="Times New Roman" w:hAnsi="Times New Roman" w:cs="Times New Roman"/>
+          <w:sz w:val="28"/>
+          <w:szCs w:val="28"/>
+        </w:rPr>
+      </w:pPr>
+      <w:r>
+        <w:rPr>
+          <w:rFonts w:ascii="Times New Roman" w:hAnsi="Times New Roman" w:cs="Times New Roman"/>
+          <w:sz w:val="28"/>
+          <w:szCs w:val="28"/>
+        </w:rPr>
+        <w:t>Описание теста: Необходимо убедиться</w:t>
+      </w:r>
+      <w:r>
+        <w:rPr>
+          <w:rFonts w:ascii="Times New Roman" w:hAnsi="Times New Roman" w:cs="Times New Roman"/>
+          <w:sz w:val="28"/>
+          <w:szCs w:val="28"/>
+        </w:rPr>
+        <w:t xml:space="preserve">, </w:t>
+      </w:r>
+      <w:r>
+        <w:rPr>
+          <w:rFonts w:ascii="Times New Roman" w:hAnsi="Times New Roman" w:cs="Times New Roman"/>
+          <w:sz w:val="28"/>
+          <w:szCs w:val="28"/>
+        </w:rPr>
+        <w:t xml:space="preserve">что при </w:t>
+      </w:r>
+      <w:r>
+        <w:rPr>
+          <w:rFonts w:ascii="Times New Roman" w:hAnsi="Times New Roman" w:cs="Times New Roman"/>
+          <w:sz w:val="28"/>
+          <w:szCs w:val="28"/>
+        </w:rPr>
+        <w:t>корректном</w:t>
+      </w:r>
+      <w:r>
+        <w:rPr>
+          <w:rFonts w:ascii="Times New Roman" w:hAnsi="Times New Roman" w:cs="Times New Roman"/>
+          <w:sz w:val="28"/>
+          <w:szCs w:val="28"/>
+        </w:rPr>
+        <w:t xml:space="preserve"> вводе</w:t>
+      </w:r>
+      <w:r>
+        <w:rPr>
+          <w:rFonts w:ascii="Times New Roman" w:hAnsi="Times New Roman" w:cs="Times New Roman"/>
+          <w:sz w:val="28"/>
+          <w:szCs w:val="28"/>
+        </w:rPr>
+        <w:t xml:space="preserve"> данных о самолетах </w:t>
+      </w:r>
+      <w:r>
+        <w:rPr>
+          <w:rFonts w:ascii="Times New Roman" w:hAnsi="Times New Roman" w:cs="Times New Roman"/>
+          <w:sz w:val="28"/>
+          <w:szCs w:val="28"/>
+        </w:rPr>
+        <w:t xml:space="preserve">программа </w:t>
+      </w:r>
+      <w:r>
+        <w:rPr>
+          <w:rFonts w:ascii="Times New Roman" w:hAnsi="Times New Roman" w:cs="Times New Roman"/>
+          <w:sz w:val="28"/>
+          <w:szCs w:val="28"/>
+        </w:rPr>
+        <w:t>сортирует эти данные согласно заданию</w:t>
+      </w:r>
+      <w:r>
+        <w:rPr>
+          <w:rFonts w:ascii="Times New Roman" w:hAnsi="Times New Roman" w:cs="Times New Roman"/>
+          <w:sz w:val="28"/>
+          <w:szCs w:val="28"/>
+        </w:rPr>
+        <w:t>.</w:t>
+      </w:r>
+    </w:p>
+    <w:p>
+      <w:pPr>
+        <w:spacing w:after="0" w:line="360" w:lineRule="auto"/>
+        <w:ind w:firstLine="709"/>
+        <w:jc w:val="both"/>
+        <w:rPr>
+          <w:rFonts w:ascii="Times New Roman" w:hAnsi="Times New Roman" w:cs="Times New Roman"/>
+          <w:sz w:val="28"/>
+          <w:szCs w:val="28"/>
+        </w:rPr>
+      </w:pPr>
+      <w:r>
+        <w:rPr>
+          <w:rFonts w:ascii="Times New Roman" w:hAnsi="Times New Roman" w:cs="Times New Roman"/>
+          <w:sz w:val="28"/>
+          <w:szCs w:val="28"/>
+        </w:rPr>
+        <w:t>Тест требование 6</w:t>
+      </w:r>
+      <w:r>
+        <w:rPr>
+          <w:rFonts w:ascii="Times New Roman" w:hAnsi="Times New Roman" w:cs="Times New Roman"/>
+          <w:sz w:val="28"/>
+          <w:szCs w:val="28"/>
+        </w:rPr>
+        <w:t>. Проверка работоспособности</w:t>
+      </w:r>
+      <w:r>
+        <w:rPr>
+          <w:rFonts w:ascii="Times New Roman" w:hAnsi="Times New Roman" w:cs="Times New Roman"/>
+          <w:sz w:val="28"/>
+          <w:szCs w:val="28"/>
+        </w:rPr>
+        <w:t xml:space="preserve"> сохранения в файл</w:t>
+      </w:r>
+      <w:r>
+        <w:rPr>
+          <w:rFonts w:ascii="Times New Roman" w:hAnsi="Times New Roman" w:cs="Times New Roman"/>
+          <w:sz w:val="28"/>
+          <w:szCs w:val="28"/>
+        </w:rPr>
+        <w:t>.</w:t>
+      </w:r>
+    </w:p>
+    <w:p>
+      <w:pPr>
+        <w:spacing w:after="0" w:line="360" w:lineRule="auto"/>
+        <w:ind w:firstLine="709"/>
+        <w:jc w:val="both"/>
+        <w:rPr>
+          <w:rFonts w:ascii="Times New Roman" w:hAnsi="Times New Roman" w:cs="Times New Roman"/>
+          <w:sz w:val="28"/>
+          <w:szCs w:val="28"/>
+        </w:rPr>
+      </w:pPr>
+      <w:r>
+        <w:rPr>
+          <w:rFonts w:ascii="Times New Roman" w:hAnsi="Times New Roman" w:cs="Times New Roman"/>
+          <w:sz w:val="28"/>
+          <w:szCs w:val="28"/>
+        </w:rPr>
+        <w:t>Описание теста: Необходимо убедиться</w:t>
+      </w:r>
+      <w:r>
+        <w:rPr>
+          <w:rFonts w:ascii="Times New Roman" w:hAnsi="Times New Roman" w:cs="Times New Roman"/>
+          <w:sz w:val="28"/>
+          <w:szCs w:val="28"/>
+        </w:rPr>
+        <w:t xml:space="preserve">, </w:t>
+      </w:r>
+      <w:r>
+        <w:rPr>
+          <w:rFonts w:ascii="Times New Roman" w:hAnsi="Times New Roman" w:cs="Times New Roman"/>
+          <w:sz w:val="28"/>
+          <w:szCs w:val="28"/>
+        </w:rPr>
+        <w:t xml:space="preserve">что при корректном вводе данных о самолетах программа </w:t>
+      </w:r>
+      <w:r>
+        <w:rPr>
+          <w:rFonts w:ascii="Times New Roman" w:hAnsi="Times New Roman" w:cs="Times New Roman"/>
+          <w:sz w:val="28"/>
+          <w:szCs w:val="28"/>
+        </w:rPr>
+        <w:t>сохраняет эти данные в файл</w:t>
+      </w:r>
+      <w:r>
+        <w:rPr>
+          <w:rFonts w:ascii="Times New Roman" w:hAnsi="Times New Roman" w:cs="Times New Roman"/>
+          <w:sz w:val="28"/>
+          <w:szCs w:val="28"/>
+        </w:rPr>
+        <w:t>.</w:t>
+      </w:r>
+    </w:p>
+    <w:p>
+      <w:pPr>
+        <w:spacing w:after="0" w:line="360" w:lineRule="auto"/>
+        <w:jc w:val="center"/>
+        <w:rPr>
+          <w:rFonts w:ascii="Times New Roman" w:hAnsi="Times New Roman" w:cs="Times New Roman"/>
+          <w:b/>
+          <w:sz w:val="28"/>
+          <w:szCs w:val="28"/>
+        </w:rPr>
+      </w:pPr>
+      <w:r>
+        <w:rPr>
+          <w:rFonts w:ascii="Times New Roman" w:hAnsi="Times New Roman" w:cs="Times New Roman"/>
+          <w:b/>
+          <w:sz w:val="28"/>
+          <w:szCs w:val="28"/>
+        </w:rPr>
+        <w:lastRenderedPageBreak/>
+        <w:t>Тест план</w:t>
+      </w:r>
     </w:p>
     <w:p>
       <w:pPr>
@@ -702,7 +926,6 @@
           <w:sz w:val="28"/>
           <w:szCs w:val="28"/>
         </w:rPr>
-        <w:lastRenderedPageBreak/>
         <w:t xml:space="preserve">Входные параметры: </w:t>
       </w:r>
     </w:p>
@@ -821,6 +1044,3362 @@
         </w:rPr>
         <w:t>Выходные параметры: система должна выдавать сообщения об ошибках ввода.</w:t>
       </w:r>
+    </w:p>
+    <w:p>
+      <w:pPr>
+        <w:spacing w:after="0" w:line="360" w:lineRule="auto"/>
+        <w:ind w:firstLine="709"/>
+        <w:jc w:val="both"/>
+        <w:rPr>
+          <w:rFonts w:ascii="Times New Roman" w:hAnsi="Times New Roman" w:cs="Times New Roman"/>
+          <w:sz w:val="28"/>
+          <w:szCs w:val="28"/>
+        </w:rPr>
+      </w:pPr>
+      <w:r>
+        <w:rPr>
+          <w:rFonts w:ascii="Times New Roman" w:hAnsi="Times New Roman" w:cs="Times New Roman"/>
+          <w:sz w:val="28"/>
+          <w:szCs w:val="28"/>
+        </w:rPr>
+        <w:t xml:space="preserve">Тест требование </w:t>
+      </w:r>
+      <w:r>
+        <w:rPr>
+          <w:rFonts w:ascii="Times New Roman" w:hAnsi="Times New Roman" w:cs="Times New Roman"/>
+          <w:sz w:val="28"/>
+          <w:szCs w:val="28"/>
+        </w:rPr>
+        <w:t>2</w:t>
+      </w:r>
+      <w:r>
+        <w:rPr>
+          <w:rFonts w:ascii="Times New Roman" w:hAnsi="Times New Roman" w:cs="Times New Roman"/>
+          <w:sz w:val="28"/>
+          <w:szCs w:val="28"/>
+        </w:rPr>
+        <w:t>: тестовый пример 1.</w:t>
+      </w:r>
+    </w:p>
+    <w:p>
+      <w:pPr>
+        <w:spacing w:after="0" w:line="360" w:lineRule="auto"/>
+        <w:ind w:firstLine="709"/>
+        <w:jc w:val="both"/>
+        <w:rPr>
+          <w:rFonts w:ascii="Times New Roman" w:hAnsi="Times New Roman" w:cs="Times New Roman"/>
+          <w:sz w:val="28"/>
+          <w:szCs w:val="28"/>
+        </w:rPr>
+      </w:pPr>
+      <w:r>
+        <w:rPr>
+          <w:rFonts w:ascii="Times New Roman" w:hAnsi="Times New Roman" w:cs="Times New Roman"/>
+          <w:sz w:val="28"/>
+          <w:szCs w:val="28"/>
+        </w:rPr>
+        <w:t>Описание теста: ничего не вводите в поле «Количество самолетов» и попробовать нажать кнопку «</w:t>
+      </w:r>
+      <w:r>
+        <w:rPr>
+          <w:rFonts w:ascii="Times New Roman" w:hAnsi="Times New Roman" w:cs="Times New Roman"/>
+          <w:sz w:val="28"/>
+          <w:szCs w:val="28"/>
+        </w:rPr>
+        <w:t>Сортировать</w:t>
+      </w:r>
+      <w:r>
+        <w:rPr>
+          <w:rFonts w:ascii="Times New Roman" w:hAnsi="Times New Roman" w:cs="Times New Roman"/>
+          <w:sz w:val="28"/>
+          <w:szCs w:val="28"/>
+        </w:rPr>
+        <w:t>»</w:t>
+      </w:r>
+      <w:r>
+        <w:rPr>
+          <w:rFonts w:ascii="Times New Roman" w:hAnsi="Times New Roman" w:cs="Times New Roman"/>
+          <w:sz w:val="28"/>
+          <w:szCs w:val="28"/>
+        </w:rPr>
+        <w:t xml:space="preserve">, </w:t>
+      </w:r>
+      <w:r>
+        <w:rPr>
+          <w:rFonts w:ascii="Times New Roman" w:hAnsi="Times New Roman" w:cs="Times New Roman"/>
+          <w:sz w:val="28"/>
+          <w:szCs w:val="28"/>
+        </w:rPr>
+        <w:t>затем повторить те же действия</w:t>
+      </w:r>
+      <w:r>
+        <w:rPr>
+          <w:rFonts w:ascii="Times New Roman" w:hAnsi="Times New Roman" w:cs="Times New Roman"/>
+          <w:sz w:val="28"/>
+          <w:szCs w:val="28"/>
+        </w:rPr>
+        <w:t xml:space="preserve">, </w:t>
+      </w:r>
+      <w:r>
+        <w:rPr>
+          <w:rFonts w:ascii="Times New Roman" w:hAnsi="Times New Roman" w:cs="Times New Roman"/>
+          <w:sz w:val="28"/>
+          <w:szCs w:val="28"/>
+        </w:rPr>
+        <w:t>введя отрицательное число</w:t>
+      </w:r>
+      <w:r>
+        <w:rPr>
+          <w:rFonts w:ascii="Times New Roman" w:hAnsi="Times New Roman" w:cs="Times New Roman"/>
+          <w:sz w:val="28"/>
+          <w:szCs w:val="28"/>
+        </w:rPr>
+        <w:t xml:space="preserve">, </w:t>
+      </w:r>
+      <w:r>
+        <w:rPr>
+          <w:rFonts w:ascii="Times New Roman" w:hAnsi="Times New Roman" w:cs="Times New Roman"/>
+          <w:sz w:val="28"/>
+          <w:szCs w:val="28"/>
+        </w:rPr>
+        <w:t>дробное число и строку.</w:t>
+      </w:r>
+    </w:p>
+    <w:p>
+      <w:pPr>
+        <w:spacing w:after="0" w:line="360" w:lineRule="auto"/>
+        <w:ind w:firstLine="709"/>
+        <w:jc w:val="both"/>
+        <w:rPr>
+          <w:rFonts w:ascii="Times New Roman" w:hAnsi="Times New Roman" w:cs="Times New Roman"/>
+          <w:sz w:val="28"/>
+          <w:szCs w:val="28"/>
+        </w:rPr>
+      </w:pPr>
+      <w:r>
+        <w:rPr>
+          <w:rFonts w:ascii="Times New Roman" w:hAnsi="Times New Roman" w:cs="Times New Roman"/>
+          <w:sz w:val="28"/>
+          <w:szCs w:val="28"/>
+        </w:rPr>
+        <w:t xml:space="preserve">Входные параметры: </w:t>
+      </w:r>
+    </w:p>
+    <w:p>
+      <w:pPr>
+        <w:pStyle w:val="a3"/>
+        <w:numPr>
+          <w:ilvl w:val="0"/>
+          <w:numId w:val="2"/>
+        </w:numPr>
+        <w:spacing w:after="0" w:line="360" w:lineRule="auto"/>
+        <w:jc w:val="both"/>
+        <w:rPr>
+          <w:rFonts w:ascii="Times New Roman" w:hAnsi="Times New Roman" w:cs="Times New Roman"/>
+          <w:sz w:val="28"/>
+          <w:szCs w:val="28"/>
+        </w:rPr>
+      </w:pPr>
+      <w:r>
+        <w:rPr>
+          <w:rFonts w:ascii="Times New Roman" w:hAnsi="Times New Roman" w:cs="Times New Roman"/>
+          <w:sz w:val="28"/>
+          <w:szCs w:val="28"/>
+        </w:rPr>
+        <w:t>Ввод пустого значения.</w:t>
+      </w:r>
+    </w:p>
+    <w:p>
+      <w:pPr>
+        <w:pStyle w:val="a3"/>
+        <w:numPr>
+          <w:ilvl w:val="0"/>
+          <w:numId w:val="2"/>
+        </w:numPr>
+        <w:spacing w:after="0" w:line="360" w:lineRule="auto"/>
+        <w:jc w:val="both"/>
+        <w:rPr>
+          <w:rFonts w:ascii="Times New Roman" w:hAnsi="Times New Roman" w:cs="Times New Roman"/>
+          <w:sz w:val="28"/>
+          <w:szCs w:val="28"/>
+        </w:rPr>
+      </w:pPr>
+      <w:r>
+        <w:rPr>
+          <w:rFonts w:ascii="Times New Roman" w:hAnsi="Times New Roman" w:cs="Times New Roman"/>
+          <w:sz w:val="28"/>
+          <w:szCs w:val="28"/>
+        </w:rPr>
+        <w:t>Ввод отрицательного значения «-2»</w:t>
+      </w:r>
+    </w:p>
+    <w:p>
+      <w:pPr>
+        <w:pStyle w:val="a3"/>
+        <w:numPr>
+          <w:ilvl w:val="0"/>
+          <w:numId w:val="2"/>
+        </w:numPr>
+        <w:spacing w:after="0" w:line="360" w:lineRule="auto"/>
+        <w:jc w:val="both"/>
+        <w:rPr>
+          <w:rFonts w:ascii="Times New Roman" w:hAnsi="Times New Roman" w:cs="Times New Roman"/>
+          <w:sz w:val="28"/>
+          <w:szCs w:val="28"/>
+        </w:rPr>
+      </w:pPr>
+      <w:r>
+        <w:rPr>
+          <w:rFonts w:ascii="Times New Roman" w:hAnsi="Times New Roman" w:cs="Times New Roman"/>
+          <w:sz w:val="28"/>
+          <w:szCs w:val="28"/>
+        </w:rPr>
+        <w:t>Ввод дробного значения «2.5»</w:t>
+      </w:r>
+    </w:p>
+    <w:p>
+      <w:pPr>
+        <w:pStyle w:val="a3"/>
+        <w:numPr>
+          <w:ilvl w:val="0"/>
+          <w:numId w:val="2"/>
+        </w:numPr>
+        <w:spacing w:after="0" w:line="360" w:lineRule="auto"/>
+        <w:jc w:val="both"/>
+        <w:rPr>
+          <w:rFonts w:ascii="Times New Roman" w:hAnsi="Times New Roman" w:cs="Times New Roman"/>
+          <w:sz w:val="28"/>
+          <w:szCs w:val="28"/>
+        </w:rPr>
+      </w:pPr>
+      <w:r>
+        <w:rPr>
+          <w:rFonts w:ascii="Times New Roman" w:hAnsi="Times New Roman" w:cs="Times New Roman"/>
+          <w:sz w:val="28"/>
+          <w:szCs w:val="28"/>
+        </w:rPr>
+        <w:t>Ввод строки «тест».</w:t>
+      </w:r>
+    </w:p>
+    <w:p>
+      <w:pPr>
+        <w:spacing w:after="0" w:line="360" w:lineRule="auto"/>
+        <w:ind w:firstLine="709"/>
+        <w:jc w:val="both"/>
+        <w:rPr>
+          <w:rFonts w:ascii="Times New Roman" w:hAnsi="Times New Roman" w:cs="Times New Roman"/>
+          <w:sz w:val="28"/>
+          <w:szCs w:val="28"/>
+        </w:rPr>
+      </w:pPr>
+      <w:r>
+        <w:rPr>
+          <w:rFonts w:ascii="Times New Roman" w:hAnsi="Times New Roman" w:cs="Times New Roman"/>
+          <w:sz w:val="28"/>
+          <w:szCs w:val="28"/>
+        </w:rPr>
+        <w:t xml:space="preserve">Выходные параметры: система должна выдавать сообщения об </w:t>
+      </w:r>
+      <w:r>
+        <w:rPr>
+          <w:rFonts w:ascii="Times New Roman" w:hAnsi="Times New Roman" w:cs="Times New Roman"/>
+          <w:sz w:val="28"/>
+          <w:szCs w:val="28"/>
+        </w:rPr>
+        <w:t>отсутствии данных при попытке отсортировать данные</w:t>
+      </w:r>
+      <w:r>
+        <w:rPr>
+          <w:rFonts w:ascii="Times New Roman" w:hAnsi="Times New Roman" w:cs="Times New Roman"/>
+          <w:sz w:val="28"/>
+          <w:szCs w:val="28"/>
+        </w:rPr>
+        <w:t>.</w:t>
+      </w:r>
+    </w:p>
+    <w:p>
+      <w:pPr>
+        <w:spacing w:after="0" w:line="360" w:lineRule="auto"/>
+        <w:ind w:firstLine="709"/>
+        <w:jc w:val="both"/>
+        <w:rPr>
+          <w:rFonts w:ascii="Times New Roman" w:hAnsi="Times New Roman" w:cs="Times New Roman"/>
+          <w:sz w:val="28"/>
+          <w:szCs w:val="28"/>
+        </w:rPr>
+      </w:pPr>
+      <w:r>
+        <w:rPr>
+          <w:rFonts w:ascii="Times New Roman" w:hAnsi="Times New Roman" w:cs="Times New Roman"/>
+          <w:sz w:val="28"/>
+          <w:szCs w:val="28"/>
+        </w:rPr>
+        <w:t xml:space="preserve">Тест требование </w:t>
+      </w:r>
+      <w:r>
+        <w:rPr>
+          <w:rFonts w:ascii="Times New Roman" w:hAnsi="Times New Roman" w:cs="Times New Roman"/>
+          <w:sz w:val="28"/>
+          <w:szCs w:val="28"/>
+        </w:rPr>
+        <w:t>3</w:t>
+      </w:r>
+      <w:r>
+        <w:rPr>
+          <w:rFonts w:ascii="Times New Roman" w:hAnsi="Times New Roman" w:cs="Times New Roman"/>
+          <w:sz w:val="28"/>
+          <w:szCs w:val="28"/>
+        </w:rPr>
+        <w:t>: тестовый пример 1.</w:t>
+      </w:r>
+    </w:p>
+    <w:p>
+      <w:pPr>
+        <w:spacing w:after="0" w:line="360" w:lineRule="auto"/>
+        <w:ind w:firstLine="709"/>
+        <w:jc w:val="both"/>
+        <w:rPr>
+          <w:rFonts w:ascii="Times New Roman" w:hAnsi="Times New Roman" w:cs="Times New Roman"/>
+          <w:sz w:val="28"/>
+          <w:szCs w:val="28"/>
+        </w:rPr>
+      </w:pPr>
+      <w:r>
+        <w:rPr>
+          <w:rFonts w:ascii="Times New Roman" w:hAnsi="Times New Roman" w:cs="Times New Roman"/>
+          <w:sz w:val="28"/>
+          <w:szCs w:val="28"/>
+        </w:rPr>
+        <w:t>Описание теста: ничего не вводите в поле «Количество самолетов» и попробовать нажать кнопку «</w:t>
+      </w:r>
+      <w:r>
+        <w:rPr>
+          <w:rFonts w:ascii="Times New Roman" w:hAnsi="Times New Roman" w:cs="Times New Roman"/>
+          <w:sz w:val="28"/>
+          <w:szCs w:val="28"/>
+        </w:rPr>
+        <w:t>Сохранить в файл</w:t>
+      </w:r>
+      <w:r>
+        <w:rPr>
+          <w:rFonts w:ascii="Times New Roman" w:hAnsi="Times New Roman" w:cs="Times New Roman"/>
+          <w:sz w:val="28"/>
+          <w:szCs w:val="28"/>
+        </w:rPr>
+        <w:t>»</w:t>
+      </w:r>
+      <w:r>
+        <w:rPr>
+          <w:rFonts w:ascii="Times New Roman" w:hAnsi="Times New Roman" w:cs="Times New Roman"/>
+          <w:sz w:val="28"/>
+          <w:szCs w:val="28"/>
+        </w:rPr>
+        <w:t xml:space="preserve">, </w:t>
+      </w:r>
+      <w:r>
+        <w:rPr>
+          <w:rFonts w:ascii="Times New Roman" w:hAnsi="Times New Roman" w:cs="Times New Roman"/>
+          <w:sz w:val="28"/>
+          <w:szCs w:val="28"/>
+        </w:rPr>
+        <w:t>затем повторить те же действия</w:t>
+      </w:r>
+      <w:r>
+        <w:rPr>
+          <w:rFonts w:ascii="Times New Roman" w:hAnsi="Times New Roman" w:cs="Times New Roman"/>
+          <w:sz w:val="28"/>
+          <w:szCs w:val="28"/>
+        </w:rPr>
+        <w:t xml:space="preserve">, </w:t>
+      </w:r>
+      <w:r>
+        <w:rPr>
+          <w:rFonts w:ascii="Times New Roman" w:hAnsi="Times New Roman" w:cs="Times New Roman"/>
+          <w:sz w:val="28"/>
+          <w:szCs w:val="28"/>
+        </w:rPr>
+        <w:t>введя отрицательное число</w:t>
+      </w:r>
+      <w:r>
+        <w:rPr>
+          <w:rFonts w:ascii="Times New Roman" w:hAnsi="Times New Roman" w:cs="Times New Roman"/>
+          <w:sz w:val="28"/>
+          <w:szCs w:val="28"/>
+        </w:rPr>
+        <w:t xml:space="preserve">, </w:t>
+      </w:r>
+      <w:r>
+        <w:rPr>
+          <w:rFonts w:ascii="Times New Roman" w:hAnsi="Times New Roman" w:cs="Times New Roman"/>
+          <w:sz w:val="28"/>
+          <w:szCs w:val="28"/>
+        </w:rPr>
+        <w:t>дробное число и строку.</w:t>
+      </w:r>
+    </w:p>
+    <w:p>
+      <w:pPr>
+        <w:spacing w:after="0" w:line="360" w:lineRule="auto"/>
+        <w:ind w:firstLine="709"/>
+        <w:jc w:val="both"/>
+        <w:rPr>
+          <w:rFonts w:ascii="Times New Roman" w:hAnsi="Times New Roman" w:cs="Times New Roman"/>
+          <w:sz w:val="28"/>
+          <w:szCs w:val="28"/>
+        </w:rPr>
+      </w:pPr>
+      <w:r>
+        <w:rPr>
+          <w:rFonts w:ascii="Times New Roman" w:hAnsi="Times New Roman" w:cs="Times New Roman"/>
+          <w:sz w:val="28"/>
+          <w:szCs w:val="28"/>
+        </w:rPr>
+        <w:t xml:space="preserve">Входные параметры: </w:t>
+      </w:r>
+    </w:p>
+    <w:p>
+      <w:pPr>
+        <w:pStyle w:val="a3"/>
+        <w:numPr>
+          <w:ilvl w:val="0"/>
+          <w:numId w:val="3"/>
+        </w:numPr>
+        <w:spacing w:after="0" w:line="360" w:lineRule="auto"/>
+        <w:jc w:val="both"/>
+        <w:rPr>
+          <w:rFonts w:ascii="Times New Roman" w:hAnsi="Times New Roman" w:cs="Times New Roman"/>
+          <w:sz w:val="28"/>
+          <w:szCs w:val="28"/>
+        </w:rPr>
+      </w:pPr>
+      <w:r>
+        <w:rPr>
+          <w:rFonts w:ascii="Times New Roman" w:hAnsi="Times New Roman" w:cs="Times New Roman"/>
+          <w:sz w:val="28"/>
+          <w:szCs w:val="28"/>
+        </w:rPr>
+        <w:t>Ввод пустого значения.</w:t>
+      </w:r>
+    </w:p>
+    <w:p>
+      <w:pPr>
+        <w:pStyle w:val="a3"/>
+        <w:numPr>
+          <w:ilvl w:val="0"/>
+          <w:numId w:val="3"/>
+        </w:numPr>
+        <w:spacing w:after="0" w:line="360" w:lineRule="auto"/>
+        <w:jc w:val="both"/>
+        <w:rPr>
+          <w:rFonts w:ascii="Times New Roman" w:hAnsi="Times New Roman" w:cs="Times New Roman"/>
+          <w:sz w:val="28"/>
+          <w:szCs w:val="28"/>
+        </w:rPr>
+      </w:pPr>
+      <w:r>
+        <w:rPr>
+          <w:rFonts w:ascii="Times New Roman" w:hAnsi="Times New Roman" w:cs="Times New Roman"/>
+          <w:sz w:val="28"/>
+          <w:szCs w:val="28"/>
+        </w:rPr>
+        <w:lastRenderedPageBreak/>
+        <w:t>Ввод отрицательного значения «-2»</w:t>
+      </w:r>
+    </w:p>
+    <w:p>
+      <w:pPr>
+        <w:pStyle w:val="a3"/>
+        <w:numPr>
+          <w:ilvl w:val="0"/>
+          <w:numId w:val="3"/>
+        </w:numPr>
+        <w:spacing w:after="0" w:line="360" w:lineRule="auto"/>
+        <w:jc w:val="both"/>
+        <w:rPr>
+          <w:rFonts w:ascii="Times New Roman" w:hAnsi="Times New Roman" w:cs="Times New Roman"/>
+          <w:sz w:val="28"/>
+          <w:szCs w:val="28"/>
+        </w:rPr>
+      </w:pPr>
+      <w:r>
+        <w:rPr>
+          <w:rFonts w:ascii="Times New Roman" w:hAnsi="Times New Roman" w:cs="Times New Roman"/>
+          <w:sz w:val="28"/>
+          <w:szCs w:val="28"/>
+        </w:rPr>
+        <w:t>Ввод дробного значения «2.5»</w:t>
+      </w:r>
+    </w:p>
+    <w:p>
+      <w:pPr>
+        <w:pStyle w:val="a3"/>
+        <w:numPr>
+          <w:ilvl w:val="0"/>
+          <w:numId w:val="3"/>
+        </w:numPr>
+        <w:spacing w:after="0" w:line="360" w:lineRule="auto"/>
+        <w:jc w:val="both"/>
+        <w:rPr>
+          <w:rFonts w:ascii="Times New Roman" w:hAnsi="Times New Roman" w:cs="Times New Roman"/>
+          <w:sz w:val="28"/>
+          <w:szCs w:val="28"/>
+        </w:rPr>
+      </w:pPr>
+      <w:r>
+        <w:rPr>
+          <w:rFonts w:ascii="Times New Roman" w:hAnsi="Times New Roman" w:cs="Times New Roman"/>
+          <w:sz w:val="28"/>
+          <w:szCs w:val="28"/>
+        </w:rPr>
+        <w:t>Ввод строки «тест».</w:t>
+      </w:r>
+    </w:p>
+    <w:p>
+      <w:pPr>
+        <w:spacing w:after="0" w:line="360" w:lineRule="auto"/>
+        <w:ind w:firstLine="709"/>
+        <w:jc w:val="both"/>
+        <w:rPr>
+          <w:rFonts w:ascii="Times New Roman" w:hAnsi="Times New Roman" w:cs="Times New Roman"/>
+          <w:sz w:val="28"/>
+          <w:szCs w:val="28"/>
+        </w:rPr>
+      </w:pPr>
+      <w:r>
+        <w:rPr>
+          <w:rFonts w:ascii="Times New Roman" w:hAnsi="Times New Roman" w:cs="Times New Roman"/>
+          <w:sz w:val="28"/>
+          <w:szCs w:val="28"/>
+        </w:rPr>
+        <w:t>Выходные параметры: система должна выд</w:t>
+      </w:r>
+      <w:r>
+        <w:rPr>
+          <w:rFonts w:ascii="Times New Roman" w:hAnsi="Times New Roman" w:cs="Times New Roman"/>
+          <w:sz w:val="28"/>
+          <w:szCs w:val="28"/>
+        </w:rPr>
+        <w:t>авать сообщения об отсутствии данных при попытке сохранения в файл</w:t>
+      </w:r>
+      <w:r>
+        <w:rPr>
+          <w:rFonts w:ascii="Times New Roman" w:hAnsi="Times New Roman" w:cs="Times New Roman"/>
+          <w:sz w:val="28"/>
+          <w:szCs w:val="28"/>
+        </w:rPr>
+        <w:t>.</w:t>
+      </w:r>
+    </w:p>
+    <w:p>
+      <w:pPr>
+        <w:spacing w:after="0" w:line="360" w:lineRule="auto"/>
+        <w:ind w:firstLine="709"/>
+        <w:jc w:val="both"/>
+        <w:rPr>
+          <w:rFonts w:ascii="Times New Roman" w:hAnsi="Times New Roman" w:cs="Times New Roman"/>
+          <w:sz w:val="28"/>
+          <w:szCs w:val="28"/>
+        </w:rPr>
+      </w:pPr>
+      <w:r>
+        <w:rPr>
+          <w:rFonts w:ascii="Times New Roman" w:hAnsi="Times New Roman" w:cs="Times New Roman"/>
+          <w:sz w:val="28"/>
+          <w:szCs w:val="28"/>
+        </w:rPr>
+        <w:t xml:space="preserve">Тест требование </w:t>
+      </w:r>
+      <w:r>
+        <w:rPr>
+          <w:rFonts w:ascii="Times New Roman" w:hAnsi="Times New Roman" w:cs="Times New Roman"/>
+          <w:sz w:val="28"/>
+          <w:szCs w:val="28"/>
+        </w:rPr>
+        <w:t>4</w:t>
+      </w:r>
+      <w:r>
+        <w:rPr>
+          <w:rFonts w:ascii="Times New Roman" w:hAnsi="Times New Roman" w:cs="Times New Roman"/>
+          <w:sz w:val="28"/>
+          <w:szCs w:val="28"/>
+        </w:rPr>
+        <w:t>: тестовый пример 1.</w:t>
+      </w:r>
+    </w:p>
+    <w:p>
+      <w:pPr>
+        <w:spacing w:after="0" w:line="360" w:lineRule="auto"/>
+        <w:ind w:firstLine="709"/>
+        <w:jc w:val="both"/>
+        <w:rPr>
+          <w:rFonts w:ascii="Times New Roman" w:hAnsi="Times New Roman" w:cs="Times New Roman"/>
+          <w:sz w:val="28"/>
+          <w:szCs w:val="28"/>
+        </w:rPr>
+      </w:pPr>
+      <w:r>
+        <w:rPr>
+          <w:rFonts w:ascii="Times New Roman" w:hAnsi="Times New Roman" w:cs="Times New Roman"/>
+          <w:sz w:val="28"/>
+          <w:szCs w:val="28"/>
+        </w:rPr>
+        <w:t xml:space="preserve">Описание теста: </w:t>
+      </w:r>
+      <w:r>
+        <w:rPr>
+          <w:rFonts w:ascii="Times New Roman" w:hAnsi="Times New Roman" w:cs="Times New Roman"/>
+          <w:sz w:val="28"/>
+          <w:szCs w:val="28"/>
+        </w:rPr>
+        <w:t>указывается количество самолетов</w:t>
+      </w:r>
+      <w:r>
+        <w:rPr>
+          <w:rFonts w:ascii="Times New Roman" w:hAnsi="Times New Roman" w:cs="Times New Roman"/>
+          <w:sz w:val="28"/>
+          <w:szCs w:val="28"/>
+        </w:rPr>
+        <w:t xml:space="preserve">, </w:t>
+      </w:r>
+      <w:r>
+        <w:rPr>
+          <w:rFonts w:ascii="Times New Roman" w:hAnsi="Times New Roman" w:cs="Times New Roman"/>
+          <w:sz w:val="28"/>
+          <w:szCs w:val="28"/>
+        </w:rPr>
+        <w:t>равное 2-м. Затем пробуем ввести некорректные данные в поля, а также пробуем оставить поля пустые.</w:t>
+      </w:r>
+    </w:p>
+    <w:p>
+      <w:pPr>
+        <w:spacing w:after="0" w:line="360" w:lineRule="auto"/>
+        <w:ind w:firstLine="709"/>
+        <w:jc w:val="both"/>
+        <w:rPr>
+          <w:rFonts w:ascii="Times New Roman" w:hAnsi="Times New Roman" w:cs="Times New Roman"/>
+          <w:sz w:val="28"/>
+          <w:szCs w:val="28"/>
+        </w:rPr>
+      </w:pPr>
+      <w:r>
+        <w:rPr>
+          <w:rFonts w:ascii="Times New Roman" w:hAnsi="Times New Roman" w:cs="Times New Roman"/>
+          <w:sz w:val="28"/>
+          <w:szCs w:val="28"/>
+        </w:rPr>
+        <w:t xml:space="preserve">Входные параметры: </w:t>
+      </w:r>
+    </w:p>
+    <w:p>
+      <w:pPr>
+        <w:pStyle w:val="a3"/>
+        <w:numPr>
+          <w:ilvl w:val="0"/>
+          <w:numId w:val="4"/>
+        </w:numPr>
+        <w:spacing w:after="0" w:line="360" w:lineRule="auto"/>
+        <w:jc w:val="both"/>
+        <w:rPr>
+          <w:rFonts w:ascii="Times New Roman" w:hAnsi="Times New Roman" w:cs="Times New Roman"/>
+          <w:sz w:val="28"/>
+          <w:szCs w:val="28"/>
+        </w:rPr>
+      </w:pPr>
+      <w:r>
+        <w:rPr>
+          <w:rFonts w:ascii="Times New Roman" w:hAnsi="Times New Roman" w:cs="Times New Roman"/>
+          <w:sz w:val="28"/>
+          <w:szCs w:val="28"/>
+        </w:rPr>
+        <w:t>Ввод пустого значения</w:t>
+      </w:r>
+      <w:r>
+        <w:rPr>
+          <w:rFonts w:ascii="Times New Roman" w:hAnsi="Times New Roman" w:cs="Times New Roman"/>
+          <w:sz w:val="28"/>
+          <w:szCs w:val="28"/>
+        </w:rPr>
+        <w:t xml:space="preserve"> в поле «Модель» первого самолета</w:t>
+      </w:r>
+      <w:r>
+        <w:rPr>
+          <w:rFonts w:ascii="Times New Roman" w:hAnsi="Times New Roman" w:cs="Times New Roman"/>
+          <w:sz w:val="28"/>
+          <w:szCs w:val="28"/>
+        </w:rPr>
+        <w:t>.</w:t>
+      </w:r>
+    </w:p>
+    <w:p>
+      <w:pPr>
+        <w:pStyle w:val="a3"/>
+        <w:numPr>
+          <w:ilvl w:val="0"/>
+          <w:numId w:val="4"/>
+        </w:numPr>
+        <w:spacing w:after="0" w:line="360" w:lineRule="auto"/>
+        <w:jc w:val="both"/>
+        <w:rPr>
+          <w:rFonts w:ascii="Times New Roman" w:hAnsi="Times New Roman" w:cs="Times New Roman"/>
+          <w:sz w:val="28"/>
+          <w:szCs w:val="28"/>
+        </w:rPr>
+      </w:pPr>
+      <w:r>
+        <w:rPr>
+          <w:rFonts w:ascii="Times New Roman" w:hAnsi="Times New Roman" w:cs="Times New Roman"/>
+          <w:sz w:val="28"/>
+          <w:szCs w:val="28"/>
+        </w:rPr>
+        <w:t>Ввод отрицательного значения «-2»</w:t>
+      </w:r>
+      <w:r>
+        <w:rPr>
+          <w:rFonts w:ascii="Times New Roman" w:hAnsi="Times New Roman" w:cs="Times New Roman"/>
+          <w:sz w:val="28"/>
+          <w:szCs w:val="28"/>
+        </w:rPr>
+        <w:t xml:space="preserve"> в поле «Дальность» первого самолета.</w:t>
+      </w:r>
+    </w:p>
+    <w:p>
+      <w:pPr>
+        <w:pStyle w:val="a3"/>
+        <w:numPr>
+          <w:ilvl w:val="0"/>
+          <w:numId w:val="4"/>
+        </w:numPr>
+        <w:spacing w:after="0" w:line="360" w:lineRule="auto"/>
+        <w:jc w:val="both"/>
+        <w:rPr>
+          <w:rFonts w:ascii="Times New Roman" w:hAnsi="Times New Roman" w:cs="Times New Roman"/>
+          <w:sz w:val="28"/>
+          <w:szCs w:val="28"/>
+        </w:rPr>
+      </w:pPr>
+      <w:r>
+        <w:rPr>
+          <w:rFonts w:ascii="Times New Roman" w:hAnsi="Times New Roman" w:cs="Times New Roman"/>
+          <w:sz w:val="28"/>
+          <w:szCs w:val="28"/>
+        </w:rPr>
+        <w:t>Ввод дробного значения «2.5»</w:t>
+      </w:r>
+      <w:r>
+        <w:rPr>
+          <w:rFonts w:ascii="Times New Roman" w:hAnsi="Times New Roman" w:cs="Times New Roman"/>
+          <w:sz w:val="28"/>
+          <w:szCs w:val="28"/>
+        </w:rPr>
+        <w:t xml:space="preserve"> в поле «Скорость» первого самолета</w:t>
+      </w:r>
+    </w:p>
+    <w:p>
+      <w:pPr>
+        <w:pStyle w:val="a3"/>
+        <w:numPr>
+          <w:ilvl w:val="0"/>
+          <w:numId w:val="4"/>
+        </w:numPr>
+        <w:spacing w:after="0" w:line="360" w:lineRule="auto"/>
+        <w:jc w:val="both"/>
+        <w:rPr>
+          <w:rFonts w:ascii="Times New Roman" w:hAnsi="Times New Roman" w:cs="Times New Roman"/>
+          <w:sz w:val="28"/>
+          <w:szCs w:val="28"/>
+        </w:rPr>
+      </w:pPr>
+      <w:r>
+        <w:rPr>
+          <w:rFonts w:ascii="Times New Roman" w:hAnsi="Times New Roman" w:cs="Times New Roman"/>
+          <w:sz w:val="28"/>
+          <w:szCs w:val="28"/>
+        </w:rPr>
+        <w:t>Ввод строки «тест»</w:t>
+      </w:r>
+      <w:r>
+        <w:rPr>
+          <w:rFonts w:ascii="Times New Roman" w:hAnsi="Times New Roman" w:cs="Times New Roman"/>
+          <w:sz w:val="28"/>
+          <w:szCs w:val="28"/>
+        </w:rPr>
+        <w:t xml:space="preserve"> в поле «Скорость» второго самолета</w:t>
+      </w:r>
+      <w:r>
+        <w:rPr>
+          <w:rFonts w:ascii="Times New Roman" w:hAnsi="Times New Roman" w:cs="Times New Roman"/>
+          <w:sz w:val="28"/>
+          <w:szCs w:val="28"/>
+        </w:rPr>
+        <w:t>.</w:t>
+      </w:r>
+    </w:p>
+    <w:p>
+      <w:pPr>
+        <w:pStyle w:val="a3"/>
+        <w:numPr>
+          <w:ilvl w:val="0"/>
+          <w:numId w:val="4"/>
+        </w:numPr>
+        <w:spacing w:after="0" w:line="360" w:lineRule="auto"/>
+        <w:jc w:val="both"/>
+        <w:rPr>
+          <w:rFonts w:ascii="Times New Roman" w:hAnsi="Times New Roman" w:cs="Times New Roman"/>
+          <w:sz w:val="28"/>
+          <w:szCs w:val="28"/>
+        </w:rPr>
+      </w:pPr>
+      <w:r>
+        <w:rPr>
+          <w:rFonts w:ascii="Times New Roman" w:hAnsi="Times New Roman" w:cs="Times New Roman"/>
+          <w:sz w:val="28"/>
+          <w:szCs w:val="28"/>
+        </w:rPr>
+        <w:t>Ввести корректные данные в поля первого самолета</w:t>
+      </w:r>
+      <w:r>
+        <w:rPr>
+          <w:rFonts w:ascii="Times New Roman" w:hAnsi="Times New Roman" w:cs="Times New Roman"/>
+          <w:sz w:val="28"/>
+          <w:szCs w:val="28"/>
+        </w:rPr>
+        <w:t xml:space="preserve">, </w:t>
+      </w:r>
+      <w:r>
+        <w:rPr>
+          <w:rFonts w:ascii="Times New Roman" w:hAnsi="Times New Roman" w:cs="Times New Roman"/>
+          <w:sz w:val="28"/>
+          <w:szCs w:val="28"/>
+        </w:rPr>
+        <w:t>оставив поля второго самолета незаполненными.</w:t>
+      </w:r>
+    </w:p>
+    <w:p>
+      <w:pPr>
+        <w:spacing w:after="0" w:line="360" w:lineRule="auto"/>
+        <w:ind w:firstLine="709"/>
+        <w:jc w:val="both"/>
+        <w:rPr>
+          <w:rFonts w:ascii="Times New Roman" w:hAnsi="Times New Roman" w:cs="Times New Roman"/>
+          <w:sz w:val="28"/>
+          <w:szCs w:val="28"/>
+        </w:rPr>
+      </w:pPr>
+      <w:r>
+        <w:rPr>
+          <w:rFonts w:ascii="Times New Roman" w:hAnsi="Times New Roman" w:cs="Times New Roman"/>
+          <w:sz w:val="28"/>
+          <w:szCs w:val="28"/>
+        </w:rPr>
+        <w:t>Выходные параметры: система должна выдавать сообщения об ошибках ввода.</w:t>
+      </w:r>
+    </w:p>
+    <w:p>
+      <w:pPr>
+        <w:spacing w:after="0" w:line="360" w:lineRule="auto"/>
+        <w:ind w:firstLine="709"/>
+        <w:jc w:val="both"/>
+        <w:rPr>
+          <w:rFonts w:ascii="Times New Roman" w:hAnsi="Times New Roman" w:cs="Times New Roman"/>
+          <w:sz w:val="28"/>
+          <w:szCs w:val="28"/>
+        </w:rPr>
+      </w:pPr>
+      <w:r>
+        <w:rPr>
+          <w:rFonts w:ascii="Times New Roman" w:hAnsi="Times New Roman" w:cs="Times New Roman"/>
+          <w:sz w:val="28"/>
+          <w:szCs w:val="28"/>
+        </w:rPr>
+        <w:t xml:space="preserve">Тест требование </w:t>
+      </w:r>
+      <w:r>
+        <w:rPr>
+          <w:rFonts w:ascii="Times New Roman" w:hAnsi="Times New Roman" w:cs="Times New Roman"/>
+          <w:sz w:val="28"/>
+          <w:szCs w:val="28"/>
+        </w:rPr>
+        <w:t>5</w:t>
+      </w:r>
+      <w:r>
+        <w:rPr>
+          <w:rFonts w:ascii="Times New Roman" w:hAnsi="Times New Roman" w:cs="Times New Roman"/>
+          <w:sz w:val="28"/>
+          <w:szCs w:val="28"/>
+        </w:rPr>
+        <w:t>: тестовый пример 1.</w:t>
+      </w:r>
+    </w:p>
+    <w:p>
+      <w:pPr>
+        <w:spacing w:after="0" w:line="360" w:lineRule="auto"/>
+        <w:ind w:firstLine="709"/>
+        <w:jc w:val="both"/>
+        <w:rPr>
+          <w:rFonts w:ascii="Times New Roman" w:hAnsi="Times New Roman" w:cs="Times New Roman"/>
+          <w:sz w:val="28"/>
+          <w:szCs w:val="28"/>
+        </w:rPr>
+      </w:pPr>
+      <w:r>
+        <w:rPr>
+          <w:rFonts w:ascii="Times New Roman" w:hAnsi="Times New Roman" w:cs="Times New Roman"/>
+          <w:sz w:val="28"/>
+          <w:szCs w:val="28"/>
+        </w:rPr>
+        <w:t>Описание теста:</w:t>
+      </w:r>
+      <w:r>
+        <w:rPr>
+          <w:rFonts w:ascii="Times New Roman" w:hAnsi="Times New Roman" w:cs="Times New Roman"/>
+          <w:sz w:val="28"/>
+          <w:szCs w:val="28"/>
+        </w:rPr>
+        <w:t xml:space="preserve"> корректно ввести данные о 2-х самолетах</w:t>
+      </w:r>
+      <w:r>
+        <w:rPr>
+          <w:rFonts w:ascii="Times New Roman" w:hAnsi="Times New Roman" w:cs="Times New Roman"/>
+          <w:sz w:val="28"/>
+          <w:szCs w:val="28"/>
+        </w:rPr>
+        <w:t xml:space="preserve">, </w:t>
+      </w:r>
+      <w:r>
+        <w:rPr>
+          <w:rFonts w:ascii="Times New Roman" w:hAnsi="Times New Roman" w:cs="Times New Roman"/>
+          <w:sz w:val="28"/>
+          <w:szCs w:val="28"/>
+        </w:rPr>
+        <w:t>затем проверить</w:t>
+      </w:r>
+      <w:r>
+        <w:rPr>
+          <w:rFonts w:ascii="Times New Roman" w:hAnsi="Times New Roman" w:cs="Times New Roman"/>
+          <w:sz w:val="28"/>
+          <w:szCs w:val="28"/>
+        </w:rPr>
+        <w:t xml:space="preserve">, </w:t>
+      </w:r>
+      <w:r>
+        <w:rPr>
+          <w:rFonts w:ascii="Times New Roman" w:hAnsi="Times New Roman" w:cs="Times New Roman"/>
+          <w:sz w:val="28"/>
+          <w:szCs w:val="28"/>
+        </w:rPr>
+        <w:t>что сортировка по убыванию работает корректно</w:t>
+      </w:r>
+      <w:r>
+        <w:rPr>
+          <w:rFonts w:ascii="Times New Roman" w:hAnsi="Times New Roman" w:cs="Times New Roman"/>
+          <w:sz w:val="28"/>
+          <w:szCs w:val="28"/>
+        </w:rPr>
+        <w:t>.</w:t>
+      </w:r>
+    </w:p>
+    <w:p>
+      <w:pPr>
+        <w:spacing w:after="0" w:line="360" w:lineRule="auto"/>
+        <w:ind w:firstLine="709"/>
+        <w:jc w:val="both"/>
+        <w:rPr>
+          <w:rFonts w:ascii="Times New Roman" w:hAnsi="Times New Roman" w:cs="Times New Roman"/>
+          <w:sz w:val="28"/>
+          <w:szCs w:val="28"/>
+        </w:rPr>
+      </w:pPr>
+      <w:r>
+        <w:rPr>
+          <w:rFonts w:ascii="Times New Roman" w:hAnsi="Times New Roman" w:cs="Times New Roman"/>
+          <w:sz w:val="28"/>
+          <w:szCs w:val="28"/>
+        </w:rPr>
+        <w:t xml:space="preserve">Входные параметры: </w:t>
+      </w:r>
+    </w:p>
+    <w:p>
+      <w:pPr>
+        <w:pStyle w:val="a3"/>
+        <w:numPr>
+          <w:ilvl w:val="0"/>
+          <w:numId w:val="5"/>
+        </w:numPr>
+        <w:spacing w:after="0" w:line="360" w:lineRule="auto"/>
+        <w:jc w:val="both"/>
+        <w:rPr>
+          <w:rFonts w:ascii="Times New Roman" w:hAnsi="Times New Roman" w:cs="Times New Roman"/>
+          <w:sz w:val="28"/>
+          <w:szCs w:val="28"/>
+        </w:rPr>
+      </w:pPr>
+      <w:r>
+        <w:rPr>
+          <w:rFonts w:ascii="Times New Roman" w:hAnsi="Times New Roman" w:cs="Times New Roman"/>
+          <w:sz w:val="28"/>
+          <w:szCs w:val="28"/>
+        </w:rPr>
+        <w:t>Заполненные поля у первого и второго самолетов</w:t>
+      </w:r>
+      <w:r>
+        <w:rPr>
+          <w:rFonts w:ascii="Times New Roman" w:hAnsi="Times New Roman" w:cs="Times New Roman"/>
+          <w:sz w:val="28"/>
+          <w:szCs w:val="28"/>
+        </w:rPr>
+        <w:t>.</w:t>
+      </w:r>
+    </w:p>
+    <w:p>
+      <w:pPr>
+        <w:spacing w:after="0" w:line="360" w:lineRule="auto"/>
+        <w:ind w:firstLine="709"/>
+        <w:jc w:val="both"/>
+        <w:rPr>
+          <w:rFonts w:ascii="Times New Roman" w:hAnsi="Times New Roman" w:cs="Times New Roman"/>
+          <w:sz w:val="28"/>
+          <w:szCs w:val="28"/>
+        </w:rPr>
+      </w:pPr>
+      <w:r>
+        <w:rPr>
+          <w:rFonts w:ascii="Times New Roman" w:hAnsi="Times New Roman" w:cs="Times New Roman"/>
+          <w:sz w:val="28"/>
+          <w:szCs w:val="28"/>
+        </w:rPr>
+        <w:t xml:space="preserve">Выходные параметры: система должна </w:t>
+      </w:r>
+      <w:r>
+        <w:rPr>
+          <w:rFonts w:ascii="Times New Roman" w:hAnsi="Times New Roman" w:cs="Times New Roman"/>
+          <w:sz w:val="28"/>
+          <w:szCs w:val="28"/>
+        </w:rPr>
+        <w:t>корректно отсортировать данные по убыванию согласно заданию</w:t>
+      </w:r>
+      <w:r>
+        <w:rPr>
+          <w:rFonts w:ascii="Times New Roman" w:hAnsi="Times New Roman" w:cs="Times New Roman"/>
+          <w:sz w:val="28"/>
+          <w:szCs w:val="28"/>
+        </w:rPr>
+        <w:t>.</w:t>
+      </w:r>
+    </w:p>
+    <w:p>
+      <w:pPr>
+        <w:spacing w:after="0" w:line="360" w:lineRule="auto"/>
+        <w:ind w:firstLine="709"/>
+        <w:jc w:val="both"/>
+        <w:rPr>
+          <w:rFonts w:ascii="Times New Roman" w:hAnsi="Times New Roman" w:cs="Times New Roman"/>
+          <w:sz w:val="28"/>
+          <w:szCs w:val="28"/>
+        </w:rPr>
+      </w:pPr>
+      <w:r>
+        <w:rPr>
+          <w:rFonts w:ascii="Times New Roman" w:hAnsi="Times New Roman" w:cs="Times New Roman"/>
+          <w:sz w:val="28"/>
+          <w:szCs w:val="28"/>
+        </w:rPr>
+        <w:t xml:space="preserve">Тест требование </w:t>
+      </w:r>
+      <w:r>
+        <w:rPr>
+          <w:rFonts w:ascii="Times New Roman" w:hAnsi="Times New Roman" w:cs="Times New Roman"/>
+          <w:sz w:val="28"/>
+          <w:szCs w:val="28"/>
+        </w:rPr>
+        <w:t>6</w:t>
+      </w:r>
+      <w:r>
+        <w:rPr>
+          <w:rFonts w:ascii="Times New Roman" w:hAnsi="Times New Roman" w:cs="Times New Roman"/>
+          <w:sz w:val="28"/>
+          <w:szCs w:val="28"/>
+        </w:rPr>
+        <w:t>: тестовый пример 1.</w:t>
+      </w:r>
+    </w:p>
+    <w:p>
+      <w:pPr>
+        <w:spacing w:after="0" w:line="360" w:lineRule="auto"/>
+        <w:ind w:firstLine="709"/>
+        <w:jc w:val="both"/>
+        <w:rPr>
+          <w:rFonts w:ascii="Times New Roman" w:hAnsi="Times New Roman" w:cs="Times New Roman"/>
+          <w:sz w:val="28"/>
+          <w:szCs w:val="28"/>
+        </w:rPr>
+      </w:pPr>
+      <w:r>
+        <w:rPr>
+          <w:rFonts w:ascii="Times New Roman" w:hAnsi="Times New Roman" w:cs="Times New Roman"/>
+          <w:sz w:val="28"/>
+          <w:szCs w:val="28"/>
+        </w:rPr>
+        <w:t xml:space="preserve">Описание теста: </w:t>
+      </w:r>
+      <w:r>
+        <w:rPr>
+          <w:rFonts w:ascii="Times New Roman" w:hAnsi="Times New Roman" w:cs="Times New Roman"/>
+          <w:sz w:val="28"/>
+          <w:szCs w:val="28"/>
+        </w:rPr>
+        <w:t>ввести корректные данные о двух самолетах</w:t>
+      </w:r>
+      <w:r>
+        <w:rPr>
+          <w:rFonts w:ascii="Times New Roman" w:hAnsi="Times New Roman" w:cs="Times New Roman"/>
+          <w:sz w:val="28"/>
+          <w:szCs w:val="28"/>
+        </w:rPr>
+        <w:t xml:space="preserve">, </w:t>
+      </w:r>
+      <w:r>
+        <w:rPr>
+          <w:rFonts w:ascii="Times New Roman" w:hAnsi="Times New Roman" w:cs="Times New Roman"/>
+          <w:sz w:val="28"/>
+          <w:szCs w:val="28"/>
+        </w:rPr>
+        <w:t>затем проверить</w:t>
+      </w:r>
+      <w:r>
+        <w:rPr>
+          <w:rFonts w:ascii="Times New Roman" w:hAnsi="Times New Roman" w:cs="Times New Roman"/>
+          <w:sz w:val="28"/>
+          <w:szCs w:val="28"/>
+        </w:rPr>
+        <w:t xml:space="preserve">, </w:t>
+      </w:r>
+      <w:r>
+        <w:rPr>
+          <w:rFonts w:ascii="Times New Roman" w:hAnsi="Times New Roman" w:cs="Times New Roman"/>
+          <w:sz w:val="28"/>
+          <w:szCs w:val="28"/>
+        </w:rPr>
+        <w:t>что данные корректно сохраняются в файл</w:t>
+      </w:r>
+      <w:r>
+        <w:rPr>
+          <w:rFonts w:ascii="Times New Roman" w:hAnsi="Times New Roman" w:cs="Times New Roman"/>
+          <w:sz w:val="28"/>
+          <w:szCs w:val="28"/>
+        </w:rPr>
+        <w:t>.</w:t>
+      </w:r>
+    </w:p>
+    <w:p>
+      <w:pPr>
+        <w:spacing w:after="0" w:line="360" w:lineRule="auto"/>
+        <w:ind w:firstLine="709"/>
+        <w:jc w:val="both"/>
+        <w:rPr>
+          <w:rFonts w:ascii="Times New Roman" w:hAnsi="Times New Roman" w:cs="Times New Roman"/>
+          <w:sz w:val="28"/>
+          <w:szCs w:val="28"/>
+        </w:rPr>
+      </w:pPr>
+      <w:r>
+        <w:rPr>
+          <w:rFonts w:ascii="Times New Roman" w:hAnsi="Times New Roman" w:cs="Times New Roman"/>
+          <w:sz w:val="28"/>
+          <w:szCs w:val="28"/>
+        </w:rPr>
+        <w:lastRenderedPageBreak/>
+        <w:t xml:space="preserve">Входные параметры: </w:t>
+      </w:r>
+    </w:p>
+    <w:p>
+      <w:pPr>
+        <w:pStyle w:val="a3"/>
+        <w:numPr>
+          <w:ilvl w:val="0"/>
+          <w:numId w:val="6"/>
+        </w:numPr>
+        <w:spacing w:after="0" w:line="360" w:lineRule="auto"/>
+        <w:jc w:val="both"/>
+        <w:rPr>
+          <w:rFonts w:ascii="Times New Roman" w:hAnsi="Times New Roman" w:cs="Times New Roman"/>
+          <w:sz w:val="28"/>
+          <w:szCs w:val="28"/>
+        </w:rPr>
+      </w:pPr>
+      <w:r>
+        <w:rPr>
+          <w:rFonts w:ascii="Times New Roman" w:hAnsi="Times New Roman" w:cs="Times New Roman"/>
+          <w:sz w:val="28"/>
+          <w:szCs w:val="28"/>
+        </w:rPr>
+        <w:t>Корректно заполненные поля первых двух самолетов</w:t>
+      </w:r>
+      <w:r>
+        <w:rPr>
+          <w:rFonts w:ascii="Times New Roman" w:hAnsi="Times New Roman" w:cs="Times New Roman"/>
+          <w:sz w:val="28"/>
+          <w:szCs w:val="28"/>
+        </w:rPr>
+        <w:t>.</w:t>
+      </w:r>
+    </w:p>
+    <w:p>
+      <w:pPr>
+        <w:spacing w:after="0" w:line="360" w:lineRule="auto"/>
+        <w:ind w:firstLine="709"/>
+        <w:jc w:val="both"/>
+        <w:rPr>
+          <w:rFonts w:ascii="Times New Roman" w:hAnsi="Times New Roman" w:cs="Times New Roman"/>
+          <w:sz w:val="28"/>
+          <w:szCs w:val="28"/>
+        </w:rPr>
+      </w:pPr>
+      <w:r>
+        <w:rPr>
+          <w:rFonts w:ascii="Times New Roman" w:hAnsi="Times New Roman" w:cs="Times New Roman"/>
+          <w:sz w:val="28"/>
+          <w:szCs w:val="28"/>
+        </w:rPr>
+        <w:t xml:space="preserve">Выходные параметры: система должна </w:t>
+      </w:r>
+      <w:r>
+        <w:rPr>
+          <w:rFonts w:ascii="Times New Roman" w:hAnsi="Times New Roman" w:cs="Times New Roman"/>
+          <w:sz w:val="28"/>
+          <w:szCs w:val="28"/>
+        </w:rPr>
+        <w:t>корректно сохранять данные о самолетах в файл.</w:t>
+      </w:r>
+    </w:p>
+    <w:p>
+      <w:pPr>
+        <w:spacing w:after="0" w:line="360" w:lineRule="auto"/>
+        <w:ind w:firstLine="709"/>
+        <w:jc w:val="both"/>
+        <w:rPr>
+          <w:rFonts w:ascii="Times New Roman" w:hAnsi="Times New Roman" w:cs="Times New Roman"/>
+          <w:sz w:val="28"/>
+          <w:szCs w:val="28"/>
+        </w:rPr>
+      </w:pPr>
+    </w:p>
+    <w:p>
+      <w:pPr>
+        <w:spacing w:after="0" w:line="360" w:lineRule="auto"/>
+        <w:jc w:val="center"/>
+        <w:rPr>
+          <w:rFonts w:ascii="Times New Roman" w:hAnsi="Times New Roman" w:cs="Times New Roman"/>
+          <w:b/>
+          <w:sz w:val="28"/>
+          <w:szCs w:val="28"/>
+        </w:rPr>
+      </w:pPr>
+      <w:r>
+        <w:rPr>
+          <w:rFonts w:ascii="Times New Roman" w:hAnsi="Times New Roman" w:cs="Times New Roman"/>
+          <w:b/>
+          <w:sz w:val="28"/>
+          <w:szCs w:val="28"/>
+        </w:rPr>
+        <w:t>Результаты тестирования</w:t>
+      </w:r>
+    </w:p>
+    <w:p>
+      <w:pPr>
+        <w:spacing w:after="0" w:line="360" w:lineRule="auto"/>
+        <w:ind w:firstLine="709"/>
+        <w:jc w:val="both"/>
+        <w:rPr>
+          <w:rFonts w:ascii="Times New Roman" w:hAnsi="Times New Roman" w:cs="Times New Roman"/>
+          <w:sz w:val="28"/>
+          <w:szCs w:val="28"/>
+        </w:rPr>
+      </w:pPr>
+    </w:p>
+    <w:p>
+      <w:pPr>
+        <w:spacing w:after="0" w:line="360" w:lineRule="auto"/>
+        <w:ind w:firstLine="709"/>
+        <w:jc w:val="both"/>
+        <w:rPr>
+          <w:rFonts w:ascii="Times New Roman" w:hAnsi="Times New Roman" w:cs="Times New Roman"/>
+          <w:sz w:val="28"/>
+          <w:szCs w:val="28"/>
+        </w:rPr>
+      </w:pPr>
+      <w:r>
+        <w:rPr>
+          <w:rFonts w:ascii="Times New Roman" w:hAnsi="Times New Roman" w:cs="Times New Roman"/>
+          <w:sz w:val="28"/>
+          <w:szCs w:val="28"/>
+        </w:rPr>
+        <w:t xml:space="preserve">Тест 1. </w:t>
+      </w:r>
+      <w:r>
+        <w:rPr>
+          <w:rFonts w:ascii="Times New Roman" w:hAnsi="Times New Roman" w:cs="Times New Roman"/>
+          <w:sz w:val="28"/>
+          <w:szCs w:val="28"/>
+        </w:rPr>
+        <w:t>Проверка</w:t>
+      </w:r>
+      <w:r>
+        <w:rPr>
+          <w:rFonts w:ascii="Times New Roman" w:hAnsi="Times New Roman" w:cs="Times New Roman"/>
+          <w:sz w:val="28"/>
+          <w:szCs w:val="28"/>
+        </w:rPr>
+        <w:t xml:space="preserve">, </w:t>
+      </w:r>
+      <w:r>
+        <w:rPr>
+          <w:rFonts w:ascii="Times New Roman" w:hAnsi="Times New Roman" w:cs="Times New Roman"/>
+          <w:sz w:val="28"/>
+          <w:szCs w:val="28"/>
+        </w:rPr>
+        <w:t>что при пустом или неверном вводе количества самолетов программа выдает сообщение пользователю об этом.</w:t>
+      </w:r>
+    </w:p>
+    <w:p>
+      <w:pPr>
+        <w:spacing w:after="0" w:line="360" w:lineRule="auto"/>
+        <w:ind w:firstLine="709"/>
+        <w:jc w:val="both"/>
+        <w:rPr>
+          <w:rFonts w:ascii="Times New Roman" w:hAnsi="Times New Roman" w:cs="Times New Roman"/>
+          <w:sz w:val="28"/>
+          <w:szCs w:val="28"/>
+        </w:rPr>
+      </w:pPr>
+      <w:r>
+        <w:rPr>
+          <w:rFonts w:ascii="Times New Roman" w:hAnsi="Times New Roman" w:cs="Times New Roman"/>
+          <w:sz w:val="28"/>
+          <w:szCs w:val="28"/>
+        </w:rPr>
+        <w:t>Статус: Пройдено.</w:t>
+      </w:r>
+    </w:p>
+    <w:p>
+      <w:pPr>
+        <w:spacing w:after="0" w:line="360" w:lineRule="auto"/>
+        <w:ind w:firstLine="709"/>
+        <w:jc w:val="both"/>
+        <w:rPr>
+          <w:rFonts w:ascii="Times New Roman" w:hAnsi="Times New Roman" w:cs="Times New Roman"/>
+          <w:sz w:val="28"/>
+          <w:szCs w:val="28"/>
+        </w:rPr>
+      </w:pPr>
+    </w:p>
+    <w:p>
+      <w:pPr>
+        <w:spacing w:after="0" w:line="360" w:lineRule="auto"/>
+        <w:ind w:firstLine="709"/>
+        <w:jc w:val="center"/>
+        <w:rPr>
+          <w:rFonts w:ascii="Times New Roman" w:hAnsi="Times New Roman" w:cs="Times New Roman"/>
+          <w:sz w:val="28"/>
+          <w:szCs w:val="28"/>
+        </w:rPr>
+      </w:pPr>
+      <w:r>
+        <w:rPr>
+          <w:rFonts w:ascii="Times New Roman" w:hAnsi="Times New Roman" w:cs="Times New Roman"/>
+          <w:sz w:val="28"/>
+          <w:szCs w:val="28"/>
+        </w:rPr>
+        <w:drawing>
+          <wp:inline distT="0" distB="0" distL="0" distR="0" wp14:anchorId="35984205" wp14:editId="4564B567">
+            <wp:extent cx="3409950" cy="2565026"/>
+            <wp:effectExtent l="0" t="0" r="0" b="6985"/>
+            <wp:docPr id="1" name="Рисунок 1"/>
+            <wp:cNvGraphicFramePr>
+              <a:graphicFrameLocks xmlns:a="http://schemas.openxmlformats.org/drawingml/2006/main" noChangeAspect="1"/>
+            </wp:cNvGraphicFramePr>
+            <a:graphic xmlns:a="http://schemas.openxmlformats.org/drawingml/2006/main">
+              <a:graphicData uri="http://schemas.openxmlformats.org/drawingml/2006/picture">
+                <pic:pic xmlns:pic="http://schemas.openxmlformats.org/drawingml/2006/picture">
+                  <pic:nvPicPr>
+                    <pic:cNvPr id="1" name=""/>
+                    <pic:cNvPicPr/>
+                  </pic:nvPicPr>
+                  <pic:blipFill>
+                    <a:blip r:embed="rId5"/>
+                    <a:stretch>
+                      <a:fillRect/>
+                    </a:stretch>
+                  </pic:blipFill>
+                  <pic:spPr>
+                    <a:xfrm>
+                      <a:off x="0" y="0"/>
+                      <a:ext cx="3436595" cy="2585069"/>
+                    </a:xfrm>
+                    <a:prstGeom prst="rect">
+                      <a:avLst/>
+                    </a:prstGeom>
+                  </pic:spPr>
+                </pic:pic>
+              </a:graphicData>
+            </a:graphic>
+          </wp:inline>
+        </w:drawing>
+      </w:r>
+    </w:p>
+    <w:p>
+      <w:pPr>
+        <w:spacing w:after="0" w:line="360" w:lineRule="auto"/>
+        <w:ind w:firstLine="709"/>
+        <w:jc w:val="center"/>
+        <w:rPr>
+          <w:rFonts w:ascii="Times New Roman" w:hAnsi="Times New Roman" w:cs="Times New Roman"/>
+          <w:sz w:val="28"/>
+          <w:szCs w:val="28"/>
+        </w:rPr>
+      </w:pPr>
+      <w:r>
+        <w:rPr>
+          <w:rFonts w:ascii="Times New Roman" w:hAnsi="Times New Roman" w:cs="Times New Roman"/>
+          <w:sz w:val="28"/>
+          <w:szCs w:val="28"/>
+        </w:rPr>
+        <w:t>Рисунок 1 – Ввод пустого значения</w:t>
+      </w:r>
+    </w:p>
+    <w:p>
+      <w:pPr>
+        <w:spacing w:after="0" w:line="360" w:lineRule="auto"/>
+        <w:ind w:firstLine="709"/>
+        <w:jc w:val="center"/>
+        <w:rPr>
+          <w:rFonts w:ascii="Times New Roman" w:hAnsi="Times New Roman" w:cs="Times New Roman"/>
+          <w:sz w:val="28"/>
+          <w:szCs w:val="28"/>
+        </w:rPr>
+      </w:pPr>
+    </w:p>
+    <w:p>
+      <w:pPr>
+        <w:spacing w:after="0" w:line="360" w:lineRule="auto"/>
+        <w:ind w:firstLine="709"/>
+        <w:jc w:val="center"/>
+        <w:rPr>
+          <w:rFonts w:ascii="Times New Roman" w:hAnsi="Times New Roman" w:cs="Times New Roman"/>
+          <w:sz w:val="28"/>
+          <w:szCs w:val="28"/>
+        </w:rPr>
+      </w:pPr>
+      <w:r>
+        <w:rPr>
+          <w:rFonts w:ascii="Times New Roman" w:hAnsi="Times New Roman" w:cs="Times New Roman"/>
+          <w:sz w:val="28"/>
+          <w:szCs w:val="28"/>
+        </w:rPr>
+        <w:lastRenderedPageBreak/>
+        <w:drawing>
+          <wp:inline distT="0" distB="0" distL="0" distR="0" wp14:anchorId="22047D45" wp14:editId="326DFB70">
+            <wp:extent cx="3486150" cy="2642468"/>
+            <wp:effectExtent l="0" t="0" r="0" b="5715"/>
+            <wp:docPr id="2" name="Рисунок 2"/>
+            <wp:cNvGraphicFramePr>
+              <a:graphicFrameLocks xmlns:a="http://schemas.openxmlformats.org/drawingml/2006/main" noChangeAspect="1"/>
+            </wp:cNvGraphicFramePr>
+            <a:graphic xmlns:a="http://schemas.openxmlformats.org/drawingml/2006/main">
+              <a:graphicData uri="http://schemas.openxmlformats.org/drawingml/2006/picture">
+                <pic:pic xmlns:pic="http://schemas.openxmlformats.org/drawingml/2006/picture">
+                  <pic:nvPicPr>
+                    <pic:cNvPr id="1" name=""/>
+                    <pic:cNvPicPr/>
+                  </pic:nvPicPr>
+                  <pic:blipFill>
+                    <a:blip r:embed="rId6"/>
+                    <a:stretch>
+                      <a:fillRect/>
+                    </a:stretch>
+                  </pic:blipFill>
+                  <pic:spPr>
+                    <a:xfrm>
+                      <a:off x="0" y="0"/>
+                      <a:ext cx="3491311" cy="2646380"/>
+                    </a:xfrm>
+                    <a:prstGeom prst="rect">
+                      <a:avLst/>
+                    </a:prstGeom>
+                  </pic:spPr>
+                </pic:pic>
+              </a:graphicData>
+            </a:graphic>
+          </wp:inline>
+        </w:drawing>
+      </w:r>
+    </w:p>
+    <w:p>
+      <w:pPr>
+        <w:spacing w:after="0" w:line="360" w:lineRule="auto"/>
+        <w:ind w:firstLine="709"/>
+        <w:jc w:val="center"/>
+        <w:rPr>
+          <w:rFonts w:ascii="Times New Roman" w:hAnsi="Times New Roman" w:cs="Times New Roman"/>
+          <w:sz w:val="28"/>
+          <w:szCs w:val="28"/>
+        </w:rPr>
+      </w:pPr>
+      <w:r>
+        <w:rPr>
+          <w:rFonts w:ascii="Times New Roman" w:hAnsi="Times New Roman" w:cs="Times New Roman"/>
+          <w:sz w:val="28"/>
+          <w:szCs w:val="28"/>
+        </w:rPr>
+        <w:t>Рисунок 2 – Ввод отрицательного значения</w:t>
+      </w:r>
+    </w:p>
+    <w:p>
+      <w:pPr>
+        <w:spacing w:after="0" w:line="360" w:lineRule="auto"/>
+        <w:ind w:firstLine="709"/>
+        <w:jc w:val="both"/>
+        <w:rPr>
+          <w:rFonts w:ascii="Times New Roman" w:hAnsi="Times New Roman" w:cs="Times New Roman"/>
+          <w:sz w:val="28"/>
+          <w:szCs w:val="28"/>
+        </w:rPr>
+      </w:pPr>
+    </w:p>
+    <w:p>
+      <w:pPr>
+        <w:spacing w:after="0" w:line="360" w:lineRule="auto"/>
+        <w:ind w:firstLine="709"/>
+        <w:jc w:val="center"/>
+        <w:rPr>
+          <w:rFonts w:ascii="Times New Roman" w:hAnsi="Times New Roman" w:cs="Times New Roman"/>
+          <w:sz w:val="28"/>
+          <w:szCs w:val="28"/>
+        </w:rPr>
+      </w:pPr>
+      <w:r>
+        <w:rPr>
+          <w:rFonts w:ascii="Times New Roman" w:hAnsi="Times New Roman" w:cs="Times New Roman"/>
+          <w:sz w:val="28"/>
+          <w:szCs w:val="28"/>
+        </w:rPr>
+        <w:drawing>
+          <wp:inline distT="0" distB="0" distL="0" distR="0" wp14:anchorId="7A628A59" wp14:editId="7BA748F9">
+            <wp:extent cx="3485239" cy="2638425"/>
+            <wp:effectExtent l="0" t="0" r="1270" b="0"/>
+            <wp:docPr id="3" name="Рисунок 3"/>
+            <wp:cNvGraphicFramePr>
+              <a:graphicFrameLocks xmlns:a="http://schemas.openxmlformats.org/drawingml/2006/main" noChangeAspect="1"/>
+            </wp:cNvGraphicFramePr>
+            <a:graphic xmlns:a="http://schemas.openxmlformats.org/drawingml/2006/main">
+              <a:graphicData uri="http://schemas.openxmlformats.org/drawingml/2006/picture">
+                <pic:pic xmlns:pic="http://schemas.openxmlformats.org/drawingml/2006/picture">
+                  <pic:nvPicPr>
+                    <pic:cNvPr id="1" name=""/>
+                    <pic:cNvPicPr/>
+                  </pic:nvPicPr>
+                  <pic:blipFill>
+                    <a:blip r:embed="rId7"/>
+                    <a:stretch>
+                      <a:fillRect/>
+                    </a:stretch>
+                  </pic:blipFill>
+                  <pic:spPr>
+                    <a:xfrm>
+                      <a:off x="0" y="0"/>
+                      <a:ext cx="3490120" cy="2642120"/>
+                    </a:xfrm>
+                    <a:prstGeom prst="rect">
+                      <a:avLst/>
+                    </a:prstGeom>
+                  </pic:spPr>
+                </pic:pic>
+              </a:graphicData>
+            </a:graphic>
+          </wp:inline>
+        </w:drawing>
+      </w:r>
+    </w:p>
+    <w:p>
+      <w:pPr>
+        <w:spacing w:after="0" w:line="360" w:lineRule="auto"/>
+        <w:ind w:firstLine="709"/>
+        <w:jc w:val="center"/>
+        <w:rPr>
+          <w:rFonts w:ascii="Times New Roman" w:hAnsi="Times New Roman" w:cs="Times New Roman"/>
+          <w:sz w:val="28"/>
+          <w:szCs w:val="28"/>
+        </w:rPr>
+      </w:pPr>
+      <w:r>
+        <w:rPr>
+          <w:rFonts w:ascii="Times New Roman" w:hAnsi="Times New Roman" w:cs="Times New Roman"/>
+          <w:sz w:val="28"/>
+          <w:szCs w:val="28"/>
+        </w:rPr>
+        <w:t>Рисунок 3 – Ввод дробного значения</w:t>
+      </w:r>
+    </w:p>
+    <w:p>
+      <w:pPr>
+        <w:spacing w:after="0" w:line="360" w:lineRule="auto"/>
+        <w:ind w:firstLine="709"/>
+        <w:jc w:val="both"/>
+        <w:rPr>
+          <w:rFonts w:ascii="Times New Roman" w:hAnsi="Times New Roman" w:cs="Times New Roman"/>
+          <w:sz w:val="28"/>
+          <w:szCs w:val="28"/>
+        </w:rPr>
+      </w:pPr>
+    </w:p>
+    <w:p>
+      <w:pPr>
+        <w:spacing w:after="0" w:line="360" w:lineRule="auto"/>
+        <w:ind w:firstLine="709"/>
+        <w:jc w:val="center"/>
+        <w:rPr>
+          <w:rFonts w:ascii="Times New Roman" w:hAnsi="Times New Roman" w:cs="Times New Roman"/>
+          <w:sz w:val="28"/>
+          <w:szCs w:val="28"/>
+        </w:rPr>
+      </w:pPr>
+      <w:r>
+        <w:rPr>
+          <w:rFonts w:ascii="Times New Roman" w:hAnsi="Times New Roman" w:cs="Times New Roman"/>
+          <w:sz w:val="28"/>
+          <w:szCs w:val="28"/>
+        </w:rPr>
+        <w:lastRenderedPageBreak/>
+        <w:drawing>
+          <wp:inline distT="0" distB="0" distL="0" distR="0" wp14:anchorId="2709CB7E" wp14:editId="7EDAE36F">
+            <wp:extent cx="3486150" cy="2648058"/>
+            <wp:effectExtent l="0" t="0" r="0" b="0"/>
+            <wp:docPr id="4" name="Рисунок 4"/>
+            <wp:cNvGraphicFramePr>
+              <a:graphicFrameLocks xmlns:a="http://schemas.openxmlformats.org/drawingml/2006/main" noChangeAspect="1"/>
+            </wp:cNvGraphicFramePr>
+            <a:graphic xmlns:a="http://schemas.openxmlformats.org/drawingml/2006/main">
+              <a:graphicData uri="http://schemas.openxmlformats.org/drawingml/2006/picture">
+                <pic:pic xmlns:pic="http://schemas.openxmlformats.org/drawingml/2006/picture">
+                  <pic:nvPicPr>
+                    <pic:cNvPr id="1" name=""/>
+                    <pic:cNvPicPr/>
+                  </pic:nvPicPr>
+                  <pic:blipFill>
+                    <a:blip r:embed="rId8"/>
+                    <a:stretch>
+                      <a:fillRect/>
+                    </a:stretch>
+                  </pic:blipFill>
+                  <pic:spPr>
+                    <a:xfrm>
+                      <a:off x="0" y="0"/>
+                      <a:ext cx="3517983" cy="2672238"/>
+                    </a:xfrm>
+                    <a:prstGeom prst="rect">
+                      <a:avLst/>
+                    </a:prstGeom>
+                  </pic:spPr>
+                </pic:pic>
+              </a:graphicData>
+            </a:graphic>
+          </wp:inline>
+        </w:drawing>
+      </w:r>
+    </w:p>
+    <w:p>
+      <w:pPr>
+        <w:spacing w:after="0" w:line="360" w:lineRule="auto"/>
+        <w:ind w:firstLine="709"/>
+        <w:jc w:val="center"/>
+        <w:rPr>
+          <w:rFonts w:ascii="Times New Roman" w:hAnsi="Times New Roman" w:cs="Times New Roman"/>
+          <w:sz w:val="28"/>
+          <w:szCs w:val="28"/>
+        </w:rPr>
+      </w:pPr>
+      <w:r>
+        <w:rPr>
+          <w:rFonts w:ascii="Times New Roman" w:hAnsi="Times New Roman" w:cs="Times New Roman"/>
+          <w:sz w:val="28"/>
+          <w:szCs w:val="28"/>
+        </w:rPr>
+        <w:t>Рисунок 4 – Ввод текстового значения</w:t>
+      </w:r>
+    </w:p>
+    <w:p>
+      <w:pPr>
+        <w:spacing w:after="0" w:line="360" w:lineRule="auto"/>
+        <w:ind w:firstLine="709"/>
+        <w:jc w:val="center"/>
+        <w:rPr>
+          <w:rFonts w:ascii="Times New Roman" w:hAnsi="Times New Roman" w:cs="Times New Roman"/>
+          <w:sz w:val="28"/>
+          <w:szCs w:val="28"/>
+        </w:rPr>
+      </w:pPr>
+    </w:p>
+    <w:p>
+      <w:pPr>
+        <w:spacing w:after="0" w:line="360" w:lineRule="auto"/>
+        <w:ind w:firstLine="709"/>
+        <w:jc w:val="both"/>
+        <w:rPr>
+          <w:rFonts w:ascii="Times New Roman" w:hAnsi="Times New Roman" w:cs="Times New Roman"/>
+          <w:sz w:val="28"/>
+          <w:szCs w:val="28"/>
+        </w:rPr>
+      </w:pPr>
+      <w:r>
+        <w:rPr>
+          <w:rFonts w:ascii="Times New Roman" w:hAnsi="Times New Roman" w:cs="Times New Roman"/>
+          <w:sz w:val="28"/>
+          <w:szCs w:val="28"/>
+        </w:rPr>
+        <w:t xml:space="preserve">Тест 2. </w:t>
+      </w:r>
+      <w:r>
+        <w:rPr>
+          <w:rFonts w:ascii="Times New Roman" w:hAnsi="Times New Roman" w:cs="Times New Roman"/>
+          <w:sz w:val="28"/>
+          <w:szCs w:val="28"/>
+        </w:rPr>
+        <w:t>Проверка</w:t>
+      </w:r>
+      <w:r>
+        <w:rPr>
+          <w:rFonts w:ascii="Times New Roman" w:hAnsi="Times New Roman" w:cs="Times New Roman"/>
+          <w:sz w:val="28"/>
+          <w:szCs w:val="28"/>
+        </w:rPr>
+        <w:t xml:space="preserve">, </w:t>
+      </w:r>
+      <w:r>
+        <w:rPr>
+          <w:rFonts w:ascii="Times New Roman" w:hAnsi="Times New Roman" w:cs="Times New Roman"/>
+          <w:sz w:val="28"/>
+          <w:szCs w:val="28"/>
+        </w:rPr>
+        <w:t>что при пустом или неверном вводе количества самолетов программа выдает сообщение пользователю об ошибке при нажатии кнопки «Сортировать».</w:t>
+      </w:r>
+    </w:p>
+    <w:p>
+      <w:pPr>
+        <w:spacing w:after="0" w:line="360" w:lineRule="auto"/>
+        <w:ind w:firstLine="709"/>
+        <w:jc w:val="both"/>
+        <w:rPr>
+          <w:rFonts w:ascii="Times New Roman" w:hAnsi="Times New Roman" w:cs="Times New Roman"/>
+          <w:sz w:val="28"/>
+          <w:szCs w:val="28"/>
+        </w:rPr>
+      </w:pPr>
+      <w:r>
+        <w:rPr>
+          <w:rFonts w:ascii="Times New Roman" w:hAnsi="Times New Roman" w:cs="Times New Roman"/>
+          <w:sz w:val="28"/>
+          <w:szCs w:val="28"/>
+        </w:rPr>
+        <w:t>Статус: Пройдено.</w:t>
+      </w:r>
+    </w:p>
+    <w:p>
+      <w:pPr>
+        <w:spacing w:after="0" w:line="360" w:lineRule="auto"/>
+        <w:ind w:firstLine="709"/>
+        <w:jc w:val="both"/>
+        <w:rPr>
+          <w:rFonts w:ascii="Times New Roman" w:hAnsi="Times New Roman" w:cs="Times New Roman"/>
+          <w:sz w:val="28"/>
+          <w:szCs w:val="28"/>
+        </w:rPr>
+      </w:pPr>
+    </w:p>
+    <w:p>
+      <w:pPr>
+        <w:spacing w:after="0" w:line="360" w:lineRule="auto"/>
+        <w:ind w:firstLine="709"/>
+        <w:jc w:val="center"/>
+        <w:rPr>
+          <w:rFonts w:ascii="Times New Roman" w:hAnsi="Times New Roman" w:cs="Times New Roman"/>
+          <w:sz w:val="28"/>
+          <w:szCs w:val="28"/>
+        </w:rPr>
+      </w:pPr>
+      <w:r>
+        <w:rPr>
+          <w:rFonts w:ascii="Times New Roman" w:hAnsi="Times New Roman" w:cs="Times New Roman"/>
+          <w:sz w:val="28"/>
+          <w:szCs w:val="28"/>
+        </w:rPr>
+        <w:drawing>
+          <wp:inline distT="0" distB="0" distL="0" distR="0" wp14:anchorId="0759E57F" wp14:editId="3E9CB693">
+            <wp:extent cx="3190875" cy="2408420"/>
+            <wp:effectExtent l="0" t="0" r="0" b="0"/>
+            <wp:docPr id="5" name="Рисунок 5"/>
+            <wp:cNvGraphicFramePr>
+              <a:graphicFrameLocks xmlns:a="http://schemas.openxmlformats.org/drawingml/2006/main" noChangeAspect="1"/>
+            </wp:cNvGraphicFramePr>
+            <a:graphic xmlns:a="http://schemas.openxmlformats.org/drawingml/2006/main">
+              <a:graphicData uri="http://schemas.openxmlformats.org/drawingml/2006/picture">
+                <pic:pic xmlns:pic="http://schemas.openxmlformats.org/drawingml/2006/picture">
+                  <pic:nvPicPr>
+                    <pic:cNvPr id="1" name=""/>
+                    <pic:cNvPicPr/>
+                  </pic:nvPicPr>
+                  <pic:blipFill>
+                    <a:blip r:embed="rId9"/>
+                    <a:stretch>
+                      <a:fillRect/>
+                    </a:stretch>
+                  </pic:blipFill>
+                  <pic:spPr>
+                    <a:xfrm>
+                      <a:off x="0" y="0"/>
+                      <a:ext cx="3200994" cy="2416058"/>
+                    </a:xfrm>
+                    <a:prstGeom prst="rect">
+                      <a:avLst/>
+                    </a:prstGeom>
+                  </pic:spPr>
+                </pic:pic>
+              </a:graphicData>
+            </a:graphic>
+          </wp:inline>
+        </w:drawing>
+      </w:r>
+    </w:p>
+    <w:p>
+      <w:pPr>
+        <w:spacing w:after="0" w:line="360" w:lineRule="auto"/>
+        <w:ind w:firstLine="709"/>
+        <w:jc w:val="center"/>
+        <w:rPr>
+          <w:rFonts w:ascii="Times New Roman" w:hAnsi="Times New Roman" w:cs="Times New Roman"/>
+          <w:sz w:val="28"/>
+          <w:szCs w:val="28"/>
+        </w:rPr>
+      </w:pPr>
+      <w:r>
+        <w:rPr>
+          <w:rFonts w:ascii="Times New Roman" w:hAnsi="Times New Roman" w:cs="Times New Roman"/>
+          <w:sz w:val="28"/>
+          <w:szCs w:val="28"/>
+        </w:rPr>
+        <w:t>Рисунок 5 – Попытка отсортировать данные</w:t>
+      </w:r>
+    </w:p>
+    <w:p>
+      <w:pPr>
+        <w:spacing w:after="0" w:line="360" w:lineRule="auto"/>
+        <w:ind w:firstLine="709"/>
+        <w:jc w:val="center"/>
+        <w:rPr>
+          <w:rFonts w:ascii="Times New Roman" w:hAnsi="Times New Roman" w:cs="Times New Roman"/>
+          <w:sz w:val="28"/>
+          <w:szCs w:val="28"/>
+        </w:rPr>
+      </w:pPr>
+    </w:p>
+    <w:p>
+      <w:pPr>
+        <w:spacing w:after="0" w:line="360" w:lineRule="auto"/>
+        <w:ind w:firstLine="709"/>
+        <w:jc w:val="both"/>
+        <w:rPr>
+          <w:rFonts w:ascii="Times New Roman" w:hAnsi="Times New Roman" w:cs="Times New Roman"/>
+          <w:sz w:val="28"/>
+          <w:szCs w:val="28"/>
+        </w:rPr>
+      </w:pPr>
+      <w:r>
+        <w:rPr>
+          <w:rFonts w:ascii="Times New Roman" w:hAnsi="Times New Roman" w:cs="Times New Roman"/>
+          <w:sz w:val="28"/>
+          <w:szCs w:val="28"/>
+        </w:rPr>
+        <w:t>Тест 3.</w:t>
+      </w:r>
+      <w:r>
+        <w:rPr>
+          <w:rFonts w:ascii="Times New Roman" w:hAnsi="Times New Roman" w:cs="Times New Roman"/>
+          <w:sz w:val="28"/>
+          <w:szCs w:val="28"/>
+        </w:rPr>
+        <w:t xml:space="preserve"> </w:t>
+      </w:r>
+      <w:r>
+        <w:rPr>
+          <w:rFonts w:ascii="Times New Roman" w:hAnsi="Times New Roman" w:cs="Times New Roman"/>
+          <w:sz w:val="28"/>
+          <w:szCs w:val="28"/>
+        </w:rPr>
+        <w:t>Тест требование 3. Проверка</w:t>
+      </w:r>
+      <w:r>
+        <w:rPr>
+          <w:rFonts w:ascii="Times New Roman" w:hAnsi="Times New Roman" w:cs="Times New Roman"/>
+          <w:sz w:val="28"/>
+          <w:szCs w:val="28"/>
+        </w:rPr>
+        <w:t xml:space="preserve">, </w:t>
+      </w:r>
+      <w:r>
+        <w:rPr>
+          <w:rFonts w:ascii="Times New Roman" w:hAnsi="Times New Roman" w:cs="Times New Roman"/>
+          <w:sz w:val="28"/>
+          <w:szCs w:val="28"/>
+        </w:rPr>
+        <w:t>что при пустом или неверном вводе количества самолетов программа выдает сообщение пользователю об ошибке при нажатии кнопки «Сохранить файл».</w:t>
+      </w:r>
+    </w:p>
+    <w:p>
+      <w:pPr>
+        <w:spacing w:after="0" w:line="360" w:lineRule="auto"/>
+        <w:ind w:firstLine="709"/>
+        <w:jc w:val="both"/>
+        <w:rPr>
+          <w:rFonts w:ascii="Times New Roman" w:hAnsi="Times New Roman" w:cs="Times New Roman"/>
+          <w:sz w:val="28"/>
+          <w:szCs w:val="28"/>
+        </w:rPr>
+      </w:pPr>
+      <w:r>
+        <w:rPr>
+          <w:rFonts w:ascii="Times New Roman" w:hAnsi="Times New Roman" w:cs="Times New Roman"/>
+          <w:sz w:val="28"/>
+          <w:szCs w:val="28"/>
+        </w:rPr>
+        <w:t>Статус: Пройдено.</w:t>
+      </w:r>
+    </w:p>
+    <w:p>
+      <w:pPr>
+        <w:spacing w:after="0" w:line="360" w:lineRule="auto"/>
+        <w:ind w:firstLine="709"/>
+        <w:jc w:val="center"/>
+        <w:rPr>
+          <w:rFonts w:ascii="Times New Roman" w:hAnsi="Times New Roman" w:cs="Times New Roman"/>
+          <w:sz w:val="28"/>
+          <w:szCs w:val="28"/>
+        </w:rPr>
+      </w:pPr>
+      <w:r>
+        <w:rPr>
+          <w:rFonts w:ascii="Times New Roman" w:hAnsi="Times New Roman" w:cs="Times New Roman"/>
+          <w:sz w:val="28"/>
+          <w:szCs w:val="28"/>
+        </w:rPr>
+        <w:lastRenderedPageBreak/>
+        <w:drawing>
+          <wp:inline distT="0" distB="0" distL="0" distR="0" wp14:anchorId="775DF599" wp14:editId="22DD9828">
+            <wp:extent cx="3733800" cy="2819408"/>
+            <wp:effectExtent l="0" t="0" r="0" b="0"/>
+            <wp:docPr id="6" name="Рисунок 6"/>
+            <wp:cNvGraphicFramePr>
+              <a:graphicFrameLocks xmlns:a="http://schemas.openxmlformats.org/drawingml/2006/main" noChangeAspect="1"/>
+            </wp:cNvGraphicFramePr>
+            <a:graphic xmlns:a="http://schemas.openxmlformats.org/drawingml/2006/main">
+              <a:graphicData uri="http://schemas.openxmlformats.org/drawingml/2006/picture">
+                <pic:pic xmlns:pic="http://schemas.openxmlformats.org/drawingml/2006/picture">
+                  <pic:nvPicPr>
+                    <pic:cNvPr id="1" name=""/>
+                    <pic:cNvPicPr/>
+                  </pic:nvPicPr>
+                  <pic:blipFill>
+                    <a:blip r:embed="rId10"/>
+                    <a:stretch>
+                      <a:fillRect/>
+                    </a:stretch>
+                  </pic:blipFill>
+                  <pic:spPr>
+                    <a:xfrm>
+                      <a:off x="0" y="0"/>
+                      <a:ext cx="3747900" cy="2830055"/>
+                    </a:xfrm>
+                    <a:prstGeom prst="rect">
+                      <a:avLst/>
+                    </a:prstGeom>
+                  </pic:spPr>
+                </pic:pic>
+              </a:graphicData>
+            </a:graphic>
+          </wp:inline>
+        </w:drawing>
+      </w:r>
+    </w:p>
+    <w:p>
+      <w:pPr>
+        <w:spacing w:after="0" w:line="360" w:lineRule="auto"/>
+        <w:ind w:firstLine="709"/>
+        <w:jc w:val="center"/>
+        <w:rPr>
+          <w:rFonts w:ascii="Times New Roman" w:hAnsi="Times New Roman" w:cs="Times New Roman"/>
+          <w:sz w:val="28"/>
+          <w:szCs w:val="28"/>
+        </w:rPr>
+      </w:pPr>
+      <w:r>
+        <w:rPr>
+          <w:rFonts w:ascii="Times New Roman" w:hAnsi="Times New Roman" w:cs="Times New Roman"/>
+          <w:sz w:val="28"/>
+          <w:szCs w:val="28"/>
+        </w:rPr>
+        <w:t>Рисунок 6 – Попытка сохранить данные в файл</w:t>
+      </w:r>
+    </w:p>
+    <w:p>
+      <w:pPr>
+        <w:spacing w:after="0" w:line="360" w:lineRule="auto"/>
+        <w:ind w:firstLine="709"/>
+        <w:jc w:val="center"/>
+        <w:rPr>
+          <w:rFonts w:ascii="Times New Roman" w:hAnsi="Times New Roman" w:cs="Times New Roman"/>
+          <w:sz w:val="28"/>
+          <w:szCs w:val="28"/>
+        </w:rPr>
+      </w:pPr>
+    </w:p>
+    <w:p>
+      <w:pPr>
+        <w:spacing w:after="0" w:line="360" w:lineRule="auto"/>
+        <w:ind w:firstLine="709"/>
+        <w:jc w:val="both"/>
+        <w:rPr>
+          <w:rFonts w:ascii="Times New Roman" w:hAnsi="Times New Roman" w:cs="Times New Roman"/>
+          <w:sz w:val="28"/>
+          <w:szCs w:val="28"/>
+        </w:rPr>
+      </w:pPr>
+      <w:r>
+        <w:rPr>
+          <w:rFonts w:ascii="Times New Roman" w:hAnsi="Times New Roman" w:cs="Times New Roman"/>
+          <w:sz w:val="28"/>
+          <w:szCs w:val="28"/>
+        </w:rPr>
+        <w:t>Тест 4.</w:t>
+      </w:r>
+      <w:r>
+        <w:rPr>
+          <w:rFonts w:ascii="Times New Roman" w:hAnsi="Times New Roman" w:cs="Times New Roman"/>
+          <w:sz w:val="28"/>
+          <w:szCs w:val="28"/>
+        </w:rPr>
+        <w:t xml:space="preserve"> </w:t>
+      </w:r>
+      <w:r>
+        <w:rPr>
+          <w:rFonts w:ascii="Times New Roman" w:hAnsi="Times New Roman" w:cs="Times New Roman"/>
+          <w:sz w:val="28"/>
+          <w:szCs w:val="28"/>
+        </w:rPr>
+        <w:t>Тест требование 4. Проверка</w:t>
+      </w:r>
+      <w:r>
+        <w:rPr>
+          <w:rFonts w:ascii="Times New Roman" w:hAnsi="Times New Roman" w:cs="Times New Roman"/>
+          <w:sz w:val="28"/>
+          <w:szCs w:val="28"/>
+        </w:rPr>
+        <w:t xml:space="preserve">, </w:t>
+      </w:r>
+      <w:r>
+        <w:rPr>
+          <w:rFonts w:ascii="Times New Roman" w:hAnsi="Times New Roman" w:cs="Times New Roman"/>
+          <w:sz w:val="28"/>
+          <w:szCs w:val="28"/>
+        </w:rPr>
+        <w:t>что при пустом или неверном вводе данных о самолетах программа выдает сообщение пользователю об ошибке при нажатии кнопки «Ввести данные».</w:t>
+      </w:r>
+    </w:p>
+    <w:p>
+      <w:pPr>
+        <w:spacing w:after="0" w:line="360" w:lineRule="auto"/>
+        <w:ind w:firstLine="709"/>
+        <w:jc w:val="both"/>
+        <w:rPr>
+          <w:rFonts w:ascii="Times New Roman" w:hAnsi="Times New Roman" w:cs="Times New Roman"/>
+          <w:sz w:val="28"/>
+          <w:szCs w:val="28"/>
+        </w:rPr>
+      </w:pPr>
+      <w:r>
+        <w:rPr>
+          <w:rFonts w:ascii="Times New Roman" w:hAnsi="Times New Roman" w:cs="Times New Roman"/>
+          <w:sz w:val="28"/>
+          <w:szCs w:val="28"/>
+        </w:rPr>
+        <w:t>Статус: Пройдено.</w:t>
+      </w:r>
+    </w:p>
+    <w:p>
+      <w:pPr>
+        <w:spacing w:after="0" w:line="360" w:lineRule="auto"/>
+        <w:ind w:firstLine="709"/>
+        <w:jc w:val="both"/>
+        <w:rPr>
+          <w:rFonts w:ascii="Times New Roman" w:hAnsi="Times New Roman" w:cs="Times New Roman"/>
+          <w:sz w:val="28"/>
+          <w:szCs w:val="28"/>
+        </w:rPr>
+      </w:pPr>
+    </w:p>
+    <w:p>
+      <w:pPr>
+        <w:spacing w:after="0" w:line="360" w:lineRule="auto"/>
+        <w:ind w:firstLine="709"/>
+        <w:jc w:val="center"/>
+        <w:rPr>
+          <w:rFonts w:ascii="Times New Roman" w:hAnsi="Times New Roman" w:cs="Times New Roman"/>
+          <w:sz w:val="28"/>
+          <w:szCs w:val="28"/>
+        </w:rPr>
+      </w:pPr>
+      <w:r>
+        <w:rPr>
+          <w:rFonts w:ascii="Times New Roman" w:hAnsi="Times New Roman" w:cs="Times New Roman"/>
+          <w:sz w:val="28"/>
+          <w:szCs w:val="28"/>
+        </w:rPr>
+        <w:drawing>
+          <wp:inline distT="0" distB="0" distL="0" distR="0" wp14:anchorId="458CCB0A" wp14:editId="6BE4EF6B">
+            <wp:extent cx="3895725" cy="2936681"/>
+            <wp:effectExtent l="0" t="0" r="0" b="0"/>
+            <wp:docPr id="7" name="Рисунок 7"/>
+            <wp:cNvGraphicFramePr>
+              <a:graphicFrameLocks xmlns:a="http://schemas.openxmlformats.org/drawingml/2006/main" noChangeAspect="1"/>
+            </wp:cNvGraphicFramePr>
+            <a:graphic xmlns:a="http://schemas.openxmlformats.org/drawingml/2006/main">
+              <a:graphicData uri="http://schemas.openxmlformats.org/drawingml/2006/picture">
+                <pic:pic xmlns:pic="http://schemas.openxmlformats.org/drawingml/2006/picture">
+                  <pic:nvPicPr>
+                    <pic:cNvPr id="1" name=""/>
+                    <pic:cNvPicPr/>
+                  </pic:nvPicPr>
+                  <pic:blipFill>
+                    <a:blip r:embed="rId11"/>
+                    <a:stretch>
+                      <a:fillRect/>
+                    </a:stretch>
+                  </pic:blipFill>
+                  <pic:spPr>
+                    <a:xfrm>
+                      <a:off x="0" y="0"/>
+                      <a:ext cx="3915149" cy="2951323"/>
+                    </a:xfrm>
+                    <a:prstGeom prst="rect">
+                      <a:avLst/>
+                    </a:prstGeom>
+                  </pic:spPr>
+                </pic:pic>
+              </a:graphicData>
+            </a:graphic>
+          </wp:inline>
+        </w:drawing>
+      </w:r>
+    </w:p>
+    <w:p>
+      <w:pPr>
+        <w:spacing w:after="0" w:line="360" w:lineRule="auto"/>
+        <w:ind w:firstLine="709"/>
+        <w:jc w:val="center"/>
+        <w:rPr>
+          <w:rFonts w:ascii="Times New Roman" w:hAnsi="Times New Roman" w:cs="Times New Roman"/>
+          <w:sz w:val="28"/>
+          <w:szCs w:val="28"/>
+        </w:rPr>
+      </w:pPr>
+      <w:r>
+        <w:rPr>
+          <w:rFonts w:ascii="Times New Roman" w:hAnsi="Times New Roman" w:cs="Times New Roman"/>
+          <w:sz w:val="28"/>
+          <w:szCs w:val="28"/>
+        </w:rPr>
+        <w:t>Рисунок 7 – Попытка ввести некорректные данные у первого самолета</w:t>
+      </w:r>
+    </w:p>
+    <w:p>
+      <w:pPr>
+        <w:spacing w:after="0" w:line="360" w:lineRule="auto"/>
+        <w:ind w:firstLine="709"/>
+        <w:jc w:val="center"/>
+        <w:rPr>
+          <w:rFonts w:ascii="Times New Roman" w:hAnsi="Times New Roman" w:cs="Times New Roman"/>
+          <w:sz w:val="28"/>
+          <w:szCs w:val="28"/>
+        </w:rPr>
+      </w:pPr>
+    </w:p>
+    <w:p>
+      <w:pPr>
+        <w:spacing w:after="0" w:line="360" w:lineRule="auto"/>
+        <w:ind w:firstLine="709"/>
+        <w:jc w:val="center"/>
+        <w:rPr>
+          <w:rFonts w:ascii="Times New Roman" w:hAnsi="Times New Roman" w:cs="Times New Roman"/>
+          <w:sz w:val="28"/>
+          <w:szCs w:val="28"/>
+        </w:rPr>
+      </w:pPr>
+      <w:r>
+        <w:rPr>
+          <w:rFonts w:ascii="Times New Roman" w:hAnsi="Times New Roman" w:cs="Times New Roman"/>
+          <w:sz w:val="28"/>
+          <w:szCs w:val="28"/>
+        </w:rPr>
+        <w:lastRenderedPageBreak/>
+        <w:drawing>
+          <wp:inline distT="0" distB="0" distL="0" distR="0" wp14:anchorId="1A27FAA5" wp14:editId="1C267131">
+            <wp:extent cx="4552950" cy="3451092"/>
+            <wp:effectExtent l="0" t="0" r="0" b="0"/>
+            <wp:docPr id="8" name="Рисунок 8"/>
+            <wp:cNvGraphicFramePr>
+              <a:graphicFrameLocks xmlns:a="http://schemas.openxmlformats.org/drawingml/2006/main" noChangeAspect="1"/>
+            </wp:cNvGraphicFramePr>
+            <a:graphic xmlns:a="http://schemas.openxmlformats.org/drawingml/2006/main">
+              <a:graphicData uri="http://schemas.openxmlformats.org/drawingml/2006/picture">
+                <pic:pic xmlns:pic="http://schemas.openxmlformats.org/drawingml/2006/picture">
+                  <pic:nvPicPr>
+                    <pic:cNvPr id="1" name=""/>
+                    <pic:cNvPicPr/>
+                  </pic:nvPicPr>
+                  <pic:blipFill>
+                    <a:blip r:embed="rId12"/>
+                    <a:stretch>
+                      <a:fillRect/>
+                    </a:stretch>
+                  </pic:blipFill>
+                  <pic:spPr>
+                    <a:xfrm>
+                      <a:off x="0" y="0"/>
+                      <a:ext cx="4568112" cy="3462585"/>
+                    </a:xfrm>
+                    <a:prstGeom prst="rect">
+                      <a:avLst/>
+                    </a:prstGeom>
+                  </pic:spPr>
+                </pic:pic>
+              </a:graphicData>
+            </a:graphic>
+          </wp:inline>
+        </w:drawing>
+      </w:r>
+    </w:p>
+    <w:p>
+      <w:pPr>
+        <w:spacing w:after="0" w:line="360" w:lineRule="auto"/>
+        <w:ind w:firstLine="709"/>
+        <w:jc w:val="center"/>
+        <w:rPr>
+          <w:rFonts w:ascii="Times New Roman" w:hAnsi="Times New Roman" w:cs="Times New Roman"/>
+          <w:sz w:val="28"/>
+          <w:szCs w:val="28"/>
+        </w:rPr>
+      </w:pPr>
+      <w:r>
+        <w:rPr>
+          <w:rFonts w:ascii="Times New Roman" w:hAnsi="Times New Roman" w:cs="Times New Roman"/>
+          <w:sz w:val="28"/>
+          <w:szCs w:val="28"/>
+        </w:rPr>
+        <w:t>Рисунок 8 – Попытка ввода некорректных данных у второго самолета</w:t>
+      </w:r>
+    </w:p>
+    <w:p>
+      <w:pPr>
+        <w:spacing w:after="0" w:line="360" w:lineRule="auto"/>
+        <w:ind w:firstLine="709"/>
+        <w:jc w:val="center"/>
+        <w:rPr>
+          <w:rFonts w:ascii="Times New Roman" w:hAnsi="Times New Roman" w:cs="Times New Roman"/>
+          <w:sz w:val="28"/>
+          <w:szCs w:val="28"/>
+        </w:rPr>
+      </w:pPr>
+    </w:p>
+    <w:p>
+      <w:pPr>
+        <w:spacing w:after="0" w:line="360" w:lineRule="auto"/>
+        <w:ind w:firstLine="709"/>
+        <w:jc w:val="center"/>
+        <w:rPr>
+          <w:rFonts w:ascii="Times New Roman" w:hAnsi="Times New Roman" w:cs="Times New Roman"/>
+          <w:sz w:val="28"/>
+          <w:szCs w:val="28"/>
+        </w:rPr>
+      </w:pPr>
+      <w:r>
+        <w:rPr>
+          <w:rFonts w:ascii="Times New Roman" w:hAnsi="Times New Roman" w:cs="Times New Roman"/>
+          <w:sz w:val="28"/>
+          <w:szCs w:val="28"/>
+        </w:rPr>
+        <w:drawing>
+          <wp:inline distT="0" distB="0" distL="0" distR="0" wp14:anchorId="78A990A7" wp14:editId="220599EC">
+            <wp:extent cx="4162425" cy="3143065"/>
+            <wp:effectExtent l="0" t="0" r="0" b="635"/>
+            <wp:docPr id="9" name="Рисунок 9"/>
+            <wp:cNvGraphicFramePr>
+              <a:graphicFrameLocks xmlns:a="http://schemas.openxmlformats.org/drawingml/2006/main" noChangeAspect="1"/>
+            </wp:cNvGraphicFramePr>
+            <a:graphic xmlns:a="http://schemas.openxmlformats.org/drawingml/2006/main">
+              <a:graphicData uri="http://schemas.openxmlformats.org/drawingml/2006/picture">
+                <pic:pic xmlns:pic="http://schemas.openxmlformats.org/drawingml/2006/picture">
+                  <pic:nvPicPr>
+                    <pic:cNvPr id="1" name=""/>
+                    <pic:cNvPicPr/>
+                  </pic:nvPicPr>
+                  <pic:blipFill>
+                    <a:blip r:embed="rId13"/>
+                    <a:stretch>
+                      <a:fillRect/>
+                    </a:stretch>
+                  </pic:blipFill>
+                  <pic:spPr>
+                    <a:xfrm>
+                      <a:off x="0" y="0"/>
+                      <a:ext cx="4181050" cy="3157129"/>
+                    </a:xfrm>
+                    <a:prstGeom prst="rect">
+                      <a:avLst/>
+                    </a:prstGeom>
+                  </pic:spPr>
+                </pic:pic>
+              </a:graphicData>
+            </a:graphic>
+          </wp:inline>
+        </w:drawing>
+      </w:r>
+    </w:p>
+    <w:p>
+      <w:pPr>
+        <w:spacing w:after="0" w:line="360" w:lineRule="auto"/>
+        <w:ind w:firstLine="709"/>
+        <w:jc w:val="center"/>
+        <w:rPr>
+          <w:rFonts w:ascii="Times New Roman" w:hAnsi="Times New Roman" w:cs="Times New Roman"/>
+          <w:sz w:val="28"/>
+          <w:szCs w:val="28"/>
+        </w:rPr>
+      </w:pPr>
+      <w:r>
+        <w:rPr>
+          <w:rFonts w:ascii="Times New Roman" w:hAnsi="Times New Roman" w:cs="Times New Roman"/>
+          <w:sz w:val="28"/>
+          <w:szCs w:val="28"/>
+        </w:rPr>
+        <w:t>Рисунок 9 – Попытка оставить данные о втором самолете пустыми</w:t>
+      </w:r>
+    </w:p>
+    <w:p>
+      <w:pPr>
+        <w:spacing w:after="0" w:line="360" w:lineRule="auto"/>
+        <w:ind w:firstLine="709"/>
+        <w:jc w:val="center"/>
+        <w:rPr>
+          <w:rFonts w:ascii="Times New Roman" w:hAnsi="Times New Roman" w:cs="Times New Roman"/>
+          <w:sz w:val="28"/>
+          <w:szCs w:val="28"/>
+        </w:rPr>
+      </w:pPr>
+    </w:p>
+    <w:p>
+      <w:pPr>
+        <w:spacing w:after="0" w:line="360" w:lineRule="auto"/>
+        <w:ind w:firstLine="709"/>
+        <w:jc w:val="both"/>
+        <w:rPr>
+          <w:rFonts w:ascii="Times New Roman" w:hAnsi="Times New Roman" w:cs="Times New Roman"/>
+          <w:sz w:val="28"/>
+          <w:szCs w:val="28"/>
+        </w:rPr>
+      </w:pPr>
+      <w:r>
+        <w:rPr>
+          <w:rFonts w:ascii="Times New Roman" w:hAnsi="Times New Roman" w:cs="Times New Roman"/>
+          <w:sz w:val="28"/>
+          <w:szCs w:val="28"/>
+        </w:rPr>
+        <w:t>Тест 5.</w:t>
+      </w:r>
+      <w:r>
+        <w:rPr>
+          <w:rFonts w:ascii="Times New Roman" w:hAnsi="Times New Roman" w:cs="Times New Roman"/>
+          <w:sz w:val="28"/>
+          <w:szCs w:val="28"/>
+        </w:rPr>
+        <w:t xml:space="preserve"> </w:t>
+      </w:r>
+      <w:r>
+        <w:rPr>
+          <w:rFonts w:ascii="Times New Roman" w:hAnsi="Times New Roman" w:cs="Times New Roman"/>
+          <w:sz w:val="28"/>
+          <w:szCs w:val="28"/>
+        </w:rPr>
+        <w:t>Проверка работоспособности сортировки.</w:t>
+      </w:r>
+    </w:p>
+    <w:p>
+      <w:pPr>
+        <w:spacing w:after="0" w:line="360" w:lineRule="auto"/>
+        <w:ind w:firstLine="709"/>
+        <w:jc w:val="both"/>
+        <w:rPr>
+          <w:rFonts w:ascii="Times New Roman" w:hAnsi="Times New Roman" w:cs="Times New Roman"/>
+          <w:sz w:val="28"/>
+          <w:szCs w:val="28"/>
+        </w:rPr>
+      </w:pPr>
+      <w:r>
+        <w:rPr>
+          <w:rFonts w:ascii="Times New Roman" w:hAnsi="Times New Roman" w:cs="Times New Roman"/>
+          <w:sz w:val="28"/>
+          <w:szCs w:val="28"/>
+        </w:rPr>
+        <w:t>Статус: Пройдено.</w:t>
+      </w:r>
+    </w:p>
+    <w:p>
+      <w:pPr>
+        <w:spacing w:after="0" w:line="360" w:lineRule="auto"/>
+        <w:ind w:firstLine="709"/>
+        <w:jc w:val="center"/>
+        <w:rPr>
+          <w:rFonts w:ascii="Times New Roman" w:hAnsi="Times New Roman" w:cs="Times New Roman"/>
+          <w:sz w:val="28"/>
+          <w:szCs w:val="28"/>
+        </w:rPr>
+      </w:pPr>
+      <w:r>
+        <w:rPr>
+          <w:rFonts w:ascii="Times New Roman" w:hAnsi="Times New Roman" w:cs="Times New Roman"/>
+          <w:sz w:val="28"/>
+          <w:szCs w:val="28"/>
+        </w:rPr>
+        <w:lastRenderedPageBreak/>
+        <w:drawing>
+          <wp:inline distT="0" distB="0" distL="0" distR="0" wp14:anchorId="575634FC" wp14:editId="55038B2E">
+            <wp:extent cx="5285016" cy="4019550"/>
+            <wp:effectExtent l="0" t="0" r="0" b="0"/>
+            <wp:docPr id="11" name="Рисунок 11"/>
+            <wp:cNvGraphicFramePr>
+              <a:graphicFrameLocks xmlns:a="http://schemas.openxmlformats.org/drawingml/2006/main" noChangeAspect="1"/>
+            </wp:cNvGraphicFramePr>
+            <a:graphic xmlns:a="http://schemas.openxmlformats.org/drawingml/2006/main">
+              <a:graphicData uri="http://schemas.openxmlformats.org/drawingml/2006/picture">
+                <pic:pic xmlns:pic="http://schemas.openxmlformats.org/drawingml/2006/picture">
+                  <pic:nvPicPr>
+                    <pic:cNvPr id="1" name=""/>
+                    <pic:cNvPicPr/>
+                  </pic:nvPicPr>
+                  <pic:blipFill>
+                    <a:blip r:embed="rId14"/>
+                    <a:stretch>
+                      <a:fillRect/>
+                    </a:stretch>
+                  </pic:blipFill>
+                  <pic:spPr>
+                    <a:xfrm>
+                      <a:off x="0" y="0"/>
+                      <a:ext cx="5290781" cy="4023934"/>
+                    </a:xfrm>
+                    <a:prstGeom prst="rect">
+                      <a:avLst/>
+                    </a:prstGeom>
+                  </pic:spPr>
+                </pic:pic>
+              </a:graphicData>
+            </a:graphic>
+          </wp:inline>
+        </w:drawing>
+      </w:r>
+    </w:p>
+    <w:p>
+      <w:pPr>
+        <w:spacing w:after="0" w:line="360" w:lineRule="auto"/>
+        <w:ind w:firstLine="709"/>
+        <w:jc w:val="center"/>
+        <w:rPr>
+          <w:rFonts w:ascii="Times New Roman" w:hAnsi="Times New Roman" w:cs="Times New Roman"/>
+          <w:sz w:val="28"/>
+          <w:szCs w:val="28"/>
+        </w:rPr>
+      </w:pPr>
+      <w:r>
+        <w:rPr>
+          <w:rFonts w:ascii="Times New Roman" w:hAnsi="Times New Roman" w:cs="Times New Roman"/>
+          <w:sz w:val="28"/>
+          <w:szCs w:val="28"/>
+        </w:rPr>
+        <w:t>Рисунок 10 – Неотсортированные корректные данные</w:t>
+      </w:r>
+    </w:p>
+    <w:p>
+      <w:pPr>
+        <w:spacing w:after="0" w:line="360" w:lineRule="auto"/>
+        <w:ind w:firstLine="709"/>
+        <w:jc w:val="center"/>
+        <w:rPr>
+          <w:rFonts w:ascii="Times New Roman" w:hAnsi="Times New Roman" w:cs="Times New Roman"/>
+          <w:sz w:val="28"/>
+          <w:szCs w:val="28"/>
+        </w:rPr>
+      </w:pPr>
+    </w:p>
+    <w:p>
+      <w:pPr>
+        <w:spacing w:after="0" w:line="360" w:lineRule="auto"/>
+        <w:ind w:firstLine="709"/>
+        <w:jc w:val="center"/>
+        <w:rPr>
+          <w:rFonts w:ascii="Times New Roman" w:hAnsi="Times New Roman" w:cs="Times New Roman"/>
+          <w:sz w:val="28"/>
+          <w:szCs w:val="28"/>
+        </w:rPr>
+      </w:pPr>
+      <w:r>
+        <w:rPr>
+          <w:rFonts w:ascii="Times New Roman" w:hAnsi="Times New Roman" w:cs="Times New Roman"/>
+          <w:sz w:val="28"/>
+          <w:szCs w:val="28"/>
+        </w:rPr>
+        <w:drawing>
+          <wp:inline distT="0" distB="0" distL="0" distR="0" wp14:anchorId="321B184C" wp14:editId="5D08C27A">
+            <wp:extent cx="5010150" cy="3775152"/>
+            <wp:effectExtent l="0" t="0" r="0" b="0"/>
+            <wp:docPr id="12" name="Рисунок 12"/>
+            <wp:cNvGraphicFramePr>
+              <a:graphicFrameLocks xmlns:a="http://schemas.openxmlformats.org/drawingml/2006/main" noChangeAspect="1"/>
+            </wp:cNvGraphicFramePr>
+            <a:graphic xmlns:a="http://schemas.openxmlformats.org/drawingml/2006/main">
+              <a:graphicData uri="http://schemas.openxmlformats.org/drawingml/2006/picture">
+                <pic:pic xmlns:pic="http://schemas.openxmlformats.org/drawingml/2006/picture">
+                  <pic:nvPicPr>
+                    <pic:cNvPr id="1" name=""/>
+                    <pic:cNvPicPr/>
+                  </pic:nvPicPr>
+                  <pic:blipFill>
+                    <a:blip r:embed="rId15"/>
+                    <a:stretch>
+                      <a:fillRect/>
+                    </a:stretch>
+                  </pic:blipFill>
+                  <pic:spPr>
+                    <a:xfrm>
+                      <a:off x="0" y="0"/>
+                      <a:ext cx="5024972" cy="3786320"/>
+                    </a:xfrm>
+                    <a:prstGeom prst="rect">
+                      <a:avLst/>
+                    </a:prstGeom>
+                  </pic:spPr>
+                </pic:pic>
+              </a:graphicData>
+            </a:graphic>
+          </wp:inline>
+        </w:drawing>
+      </w:r>
+    </w:p>
+    <w:p>
+      <w:pPr>
+        <w:spacing w:after="0" w:line="360" w:lineRule="auto"/>
+        <w:ind w:firstLine="709"/>
+        <w:jc w:val="center"/>
+        <w:rPr>
+          <w:rFonts w:ascii="Times New Roman" w:hAnsi="Times New Roman" w:cs="Times New Roman"/>
+          <w:sz w:val="28"/>
+          <w:szCs w:val="28"/>
+        </w:rPr>
+      </w:pPr>
+      <w:r>
+        <w:rPr>
+          <w:rFonts w:ascii="Times New Roman" w:hAnsi="Times New Roman" w:cs="Times New Roman"/>
+          <w:sz w:val="28"/>
+          <w:szCs w:val="28"/>
+        </w:rPr>
+        <w:t>Рисунок 11 – Отсортированные данные</w:t>
+      </w:r>
+    </w:p>
+    <w:p>
+      <w:pPr>
+        <w:spacing w:after="0" w:line="360" w:lineRule="auto"/>
+        <w:ind w:firstLine="709"/>
+        <w:jc w:val="center"/>
+        <w:rPr>
+          <w:rFonts w:ascii="Times New Roman" w:hAnsi="Times New Roman" w:cs="Times New Roman"/>
+          <w:sz w:val="28"/>
+          <w:szCs w:val="28"/>
+        </w:rPr>
+      </w:pPr>
+    </w:p>
+    <w:p>
+      <w:pPr>
+        <w:spacing w:after="0" w:line="360" w:lineRule="auto"/>
+        <w:ind w:firstLine="709"/>
+        <w:jc w:val="both"/>
+        <w:rPr>
+          <w:rFonts w:ascii="Times New Roman" w:hAnsi="Times New Roman" w:cs="Times New Roman"/>
+          <w:sz w:val="28"/>
+          <w:szCs w:val="28"/>
+        </w:rPr>
+      </w:pPr>
+      <w:r>
+        <w:rPr>
+          <w:rFonts w:ascii="Times New Roman" w:hAnsi="Times New Roman" w:cs="Times New Roman"/>
+          <w:sz w:val="28"/>
+          <w:szCs w:val="28"/>
+        </w:rPr>
+        <w:lastRenderedPageBreak/>
+        <w:t>Т</w:t>
+      </w:r>
+      <w:r>
+        <w:rPr>
+          <w:rFonts w:ascii="Times New Roman" w:hAnsi="Times New Roman" w:cs="Times New Roman"/>
+          <w:sz w:val="28"/>
+          <w:szCs w:val="28"/>
+        </w:rPr>
+        <w:t>ест 6.</w:t>
+      </w:r>
+      <w:r>
+        <w:rPr>
+          <w:rFonts w:ascii="Times New Roman" w:hAnsi="Times New Roman" w:cs="Times New Roman"/>
+          <w:sz w:val="28"/>
+          <w:szCs w:val="28"/>
+        </w:rPr>
+        <w:t xml:space="preserve"> </w:t>
+      </w:r>
+      <w:r>
+        <w:rPr>
+          <w:rFonts w:ascii="Times New Roman" w:hAnsi="Times New Roman" w:cs="Times New Roman"/>
+          <w:sz w:val="28"/>
+          <w:szCs w:val="28"/>
+        </w:rPr>
+        <w:t>Проверка работоспособности сохранения в файл.</w:t>
+      </w:r>
+    </w:p>
+    <w:p>
+      <w:pPr>
+        <w:spacing w:after="0" w:line="360" w:lineRule="auto"/>
+        <w:ind w:firstLine="709"/>
+        <w:jc w:val="both"/>
+        <w:rPr>
+          <w:rFonts w:ascii="Times New Roman" w:hAnsi="Times New Roman" w:cs="Times New Roman"/>
+          <w:sz w:val="28"/>
+          <w:szCs w:val="28"/>
+          <w:lang w:val="en-US"/>
+        </w:rPr>
+      </w:pPr>
+      <w:r>
+        <w:rPr>
+          <w:rFonts w:ascii="Times New Roman" w:hAnsi="Times New Roman" w:cs="Times New Roman"/>
+          <w:sz w:val="28"/>
+          <w:szCs w:val="28"/>
+        </w:rPr>
+        <w:t>Статус: Не п</w:t>
+      </w:r>
+      <w:r>
+        <w:rPr>
+          <w:rFonts w:ascii="Times New Roman" w:hAnsi="Times New Roman" w:cs="Times New Roman"/>
+          <w:sz w:val="28"/>
+          <w:szCs w:val="28"/>
+        </w:rPr>
+        <w:t>ройдено.</w:t>
+      </w:r>
+    </w:p>
+    <w:p>
+      <w:pPr>
+        <w:spacing w:after="0" w:line="360" w:lineRule="auto"/>
+        <w:ind w:firstLine="709"/>
+        <w:jc w:val="both"/>
+        <w:rPr>
+          <w:rFonts w:ascii="Times New Roman" w:hAnsi="Times New Roman" w:cs="Times New Roman"/>
+          <w:sz w:val="28"/>
+          <w:szCs w:val="28"/>
+          <w:lang w:val="en-US"/>
+        </w:rPr>
+      </w:pPr>
+    </w:p>
+    <w:p>
+      <w:pPr>
+        <w:spacing w:after="0" w:line="360" w:lineRule="auto"/>
+        <w:ind w:firstLine="709"/>
+        <w:jc w:val="center"/>
+        <w:rPr>
+          <w:rFonts w:ascii="Times New Roman" w:hAnsi="Times New Roman" w:cs="Times New Roman"/>
+          <w:sz w:val="28"/>
+          <w:szCs w:val="28"/>
+          <w:lang w:val="en-US"/>
+        </w:rPr>
+      </w:pPr>
+      <w:r>
+        <w:rPr>
+          <w:rFonts w:ascii="Times New Roman" w:hAnsi="Times New Roman" w:cs="Times New Roman"/>
+          <w:sz w:val="28"/>
+          <w:szCs w:val="28"/>
+          <w:lang w:val="en-US"/>
+        </w:rPr>
+        <w:drawing>
+          <wp:inline distT="0" distB="0" distL="0" distR="0" wp14:anchorId="06F19889" wp14:editId="1106E57E">
+            <wp:extent cx="5940425" cy="3345815"/>
+            <wp:effectExtent l="0" t="0" r="3175" b="6985"/>
+            <wp:docPr id="13" name="Рисунок 13"/>
+            <wp:cNvGraphicFramePr>
+              <a:graphicFrameLocks xmlns:a="http://schemas.openxmlformats.org/drawingml/2006/main" noChangeAspect="1"/>
+            </wp:cNvGraphicFramePr>
+            <a:graphic xmlns:a="http://schemas.openxmlformats.org/drawingml/2006/main">
+              <a:graphicData uri="http://schemas.openxmlformats.org/drawingml/2006/picture">
+                <pic:pic xmlns:pic="http://schemas.openxmlformats.org/drawingml/2006/picture">
+                  <pic:nvPicPr>
+                    <pic:cNvPr id="1" name=""/>
+                    <pic:cNvPicPr/>
+                  </pic:nvPicPr>
+                  <pic:blipFill>
+                    <a:blip r:embed="rId16"/>
+                    <a:stretch>
+                      <a:fillRect/>
+                    </a:stretch>
+                  </pic:blipFill>
+                  <pic:spPr>
+                    <a:xfrm>
+                      <a:off x="0" y="0"/>
+                      <a:ext cx="5940425" cy="3345815"/>
+                    </a:xfrm>
+                    <a:prstGeom prst="rect">
+                      <a:avLst/>
+                    </a:prstGeom>
+                  </pic:spPr>
+                </pic:pic>
+              </a:graphicData>
+            </a:graphic>
+          </wp:inline>
+        </w:drawing>
+      </w:r>
+    </w:p>
+    <w:p>
+      <w:pPr>
+        <w:spacing w:after="0" w:line="360" w:lineRule="auto"/>
+        <w:ind w:firstLine="709"/>
+        <w:jc w:val="center"/>
+        <w:rPr>
+          <w:rFonts w:ascii="Times New Roman" w:hAnsi="Times New Roman" w:cs="Times New Roman"/>
+          <w:sz w:val="28"/>
+          <w:szCs w:val="28"/>
+        </w:rPr>
+      </w:pPr>
+      <w:r>
+        <w:rPr>
+          <w:rFonts w:ascii="Times New Roman" w:hAnsi="Times New Roman" w:cs="Times New Roman"/>
+          <w:sz w:val="28"/>
+          <w:szCs w:val="28"/>
+        </w:rPr>
+        <w:t>Рисунок 12 – Диалоговое окно сохранения файла</w:t>
+      </w:r>
+    </w:p>
+    <w:p>
+      <w:pPr>
+        <w:spacing w:after="0" w:line="360" w:lineRule="auto"/>
+        <w:ind w:firstLine="709"/>
+        <w:jc w:val="center"/>
+        <w:rPr>
+          <w:rFonts w:ascii="Times New Roman" w:hAnsi="Times New Roman" w:cs="Times New Roman"/>
+          <w:sz w:val="28"/>
+          <w:szCs w:val="28"/>
+        </w:rPr>
+      </w:pPr>
+    </w:p>
+    <w:p>
+      <w:pPr>
+        <w:spacing w:after="0" w:line="360" w:lineRule="auto"/>
+        <w:ind w:firstLine="709"/>
+        <w:jc w:val="center"/>
+        <w:rPr>
+          <w:rFonts w:ascii="Times New Roman" w:hAnsi="Times New Roman" w:cs="Times New Roman"/>
+          <w:sz w:val="28"/>
+          <w:szCs w:val="28"/>
+        </w:rPr>
+      </w:pPr>
+      <w:r>
+        <w:rPr>
+          <w:rFonts w:ascii="Times New Roman" w:hAnsi="Times New Roman" w:cs="Times New Roman"/>
+          <w:sz w:val="28"/>
+          <w:szCs w:val="28"/>
+        </w:rPr>
+        <w:drawing>
+          <wp:inline distT="0" distB="0" distL="0" distR="0" wp14:anchorId="31E9B004" wp14:editId="0F62C4D7">
+            <wp:extent cx="4648849" cy="1000265"/>
+            <wp:effectExtent l="0" t="0" r="0" b="9525"/>
+            <wp:docPr id="14" name="Рисунок 14"/>
+            <wp:cNvGraphicFramePr>
+              <a:graphicFrameLocks xmlns:a="http://schemas.openxmlformats.org/drawingml/2006/main" noChangeAspect="1"/>
+            </wp:cNvGraphicFramePr>
+            <a:graphic xmlns:a="http://schemas.openxmlformats.org/drawingml/2006/main">
+              <a:graphicData uri="http://schemas.openxmlformats.org/drawingml/2006/picture">
+                <pic:pic xmlns:pic="http://schemas.openxmlformats.org/drawingml/2006/picture">
+                  <pic:nvPicPr>
+                    <pic:cNvPr id="1" name=""/>
+                    <pic:cNvPicPr/>
+                  </pic:nvPicPr>
+                  <pic:blipFill>
+                    <a:blip r:embed="rId17"/>
+                    <a:stretch>
+                      <a:fillRect/>
+                    </a:stretch>
+                  </pic:blipFill>
+                  <pic:spPr>
+                    <a:xfrm>
+                      <a:off x="0" y="0"/>
+                      <a:ext cx="4648849" cy="1000265"/>
+                    </a:xfrm>
+                    <a:prstGeom prst="rect">
+                      <a:avLst/>
+                    </a:prstGeom>
+                  </pic:spPr>
+                </pic:pic>
+              </a:graphicData>
+            </a:graphic>
+          </wp:inline>
+        </w:drawing>
+      </w:r>
+    </w:p>
+    <w:p>
+      <w:pPr>
+        <w:spacing w:after="0" w:line="360" w:lineRule="auto"/>
+        <w:ind w:firstLine="709"/>
+        <w:jc w:val="center"/>
+        <w:rPr>
+          <w:rFonts w:ascii="Times New Roman" w:hAnsi="Times New Roman" w:cs="Times New Roman"/>
+          <w:sz w:val="28"/>
+          <w:szCs w:val="28"/>
+        </w:rPr>
+      </w:pPr>
+      <w:r>
+        <w:rPr>
+          <w:rFonts w:ascii="Times New Roman" w:hAnsi="Times New Roman" w:cs="Times New Roman"/>
+          <w:sz w:val="28"/>
+          <w:szCs w:val="28"/>
+        </w:rPr>
+        <w:t>Рисунок 13 – Данные в файле</w:t>
+      </w:r>
+    </w:p>
+    <w:p>
+      <w:pPr>
+        <w:spacing w:after="0" w:line="360" w:lineRule="auto"/>
+        <w:ind w:firstLine="709"/>
+        <w:jc w:val="both"/>
+        <w:rPr>
+          <w:rFonts w:ascii="Times New Roman" w:hAnsi="Times New Roman" w:cs="Times New Roman"/>
+          <w:sz w:val="28"/>
+          <w:szCs w:val="28"/>
+        </w:rPr>
+      </w:pPr>
+    </w:p>
+    <w:p>
+      <w:pPr>
+        <w:spacing w:after="0" w:line="360" w:lineRule="auto"/>
+        <w:ind w:firstLine="709"/>
+        <w:jc w:val="both"/>
+        <w:rPr>
+          <w:rFonts w:ascii="Times New Roman" w:hAnsi="Times New Roman" w:cs="Times New Roman"/>
+          <w:sz w:val="28"/>
+          <w:szCs w:val="28"/>
+        </w:rPr>
+      </w:pPr>
+      <w:r>
+        <w:rPr>
+          <w:rFonts w:ascii="Times New Roman" w:hAnsi="Times New Roman" w:cs="Times New Roman"/>
+          <w:sz w:val="28"/>
+          <w:szCs w:val="28"/>
+        </w:rPr>
+        <w:t>На рисунке 13 видно</w:t>
+      </w:r>
+      <w:r>
+        <w:rPr>
+          <w:rFonts w:ascii="Times New Roman" w:hAnsi="Times New Roman" w:cs="Times New Roman"/>
+          <w:sz w:val="28"/>
+          <w:szCs w:val="28"/>
+        </w:rPr>
+        <w:t xml:space="preserve">, </w:t>
+      </w:r>
+      <w:r>
+        <w:rPr>
+          <w:rFonts w:ascii="Times New Roman" w:hAnsi="Times New Roman" w:cs="Times New Roman"/>
+          <w:sz w:val="28"/>
+          <w:szCs w:val="28"/>
+        </w:rPr>
+        <w:t>что данные сохраняются в файл некорректно</w:t>
+      </w:r>
+      <w:r>
+        <w:rPr>
+          <w:rFonts w:ascii="Times New Roman" w:hAnsi="Times New Roman" w:cs="Times New Roman"/>
+          <w:sz w:val="28"/>
+          <w:szCs w:val="28"/>
+        </w:rPr>
+        <w:t xml:space="preserve">, </w:t>
+      </w:r>
+      <w:r>
+        <w:rPr>
+          <w:rFonts w:ascii="Times New Roman" w:hAnsi="Times New Roman" w:cs="Times New Roman"/>
+          <w:sz w:val="28"/>
+          <w:szCs w:val="28"/>
+        </w:rPr>
+        <w:t>тест считается не пройден</w:t>
+      </w:r>
+      <w:r>
+        <w:rPr>
+          <w:rFonts w:ascii="Times New Roman" w:hAnsi="Times New Roman" w:cs="Times New Roman"/>
+          <w:sz w:val="28"/>
+          <w:szCs w:val="28"/>
+        </w:rPr>
+        <w:t>н</w:t>
+      </w:r>
+      <w:r>
+        <w:rPr>
+          <w:rFonts w:ascii="Times New Roman" w:hAnsi="Times New Roman" w:cs="Times New Roman"/>
+          <w:sz w:val="28"/>
+          <w:szCs w:val="28"/>
+        </w:rPr>
+        <w:t>ым.</w:t>
+      </w:r>
+    </w:p>
+    <w:p>
+      <w:pPr>
+        <w:spacing w:after="0" w:line="360" w:lineRule="auto"/>
+        <w:ind w:firstLine="709"/>
+        <w:jc w:val="both"/>
+        <w:rPr>
+          <w:rFonts w:ascii="Times New Roman" w:hAnsi="Times New Roman" w:cs="Times New Roman"/>
+          <w:sz w:val="28"/>
+          <w:szCs w:val="28"/>
+        </w:rPr>
+      </w:pPr>
+      <w:r>
+        <w:rPr>
+          <w:rFonts w:ascii="Times New Roman" w:hAnsi="Times New Roman" w:cs="Times New Roman"/>
+          <w:sz w:val="28"/>
+          <w:szCs w:val="28"/>
+        </w:rPr>
+        <w:t>По результатам тестирования все тесты были выполнены успешно</w:t>
+      </w:r>
+      <w:r>
+        <w:rPr>
+          <w:rFonts w:ascii="Times New Roman" w:hAnsi="Times New Roman" w:cs="Times New Roman"/>
+          <w:sz w:val="28"/>
+          <w:szCs w:val="28"/>
+        </w:rPr>
+        <w:t xml:space="preserve">, </w:t>
+      </w:r>
+      <w:r>
+        <w:rPr>
+          <w:rFonts w:ascii="Times New Roman" w:hAnsi="Times New Roman" w:cs="Times New Roman"/>
+          <w:sz w:val="28"/>
+          <w:szCs w:val="28"/>
+        </w:rPr>
+        <w:t>кроме сохранения записи данных в файл.</w:t>
+      </w:r>
+    </w:p>
+    <w:p>
+      <w:pPr>
+        <w:spacing w:after="0" w:line="360" w:lineRule="auto"/>
+        <w:ind w:firstLine="709"/>
+        <w:jc w:val="both"/>
+        <w:rPr>
+          <w:rFonts w:ascii="Times New Roman" w:hAnsi="Times New Roman" w:cs="Times New Roman"/>
+          <w:sz w:val="28"/>
+          <w:szCs w:val="28"/>
+        </w:rPr>
+      </w:pPr>
+    </w:p>
+    <w:tbl>
+      <w:tblPr>
+        <w:tblStyle w:val="a4"/>
+        <w:tblW w:w="0" w:type="auto"/>
+        <w:tblLook w:val="04A0" w:firstRow="1" w:lastRow="0" w:firstColumn="1" w:lastColumn="0" w:noHBand="0" w:noVBand="1"/>
+      </w:tblPr>
+      <w:tblGrid>
+        <w:gridCol w:w="4672"/>
+        <w:gridCol w:w="4673"/>
+      </w:tblGrid>
+      <w:tr>
+        <w:tc>
+          <w:tcPr>
+            <w:tcW w:w="4672" w:type="dxa"/>
+          </w:tcPr>
+          <w:p>
+            <w:pPr>
+              <w:spacing w:line="360" w:lineRule="auto"/>
+              <w:jc w:val="center"/>
+              <w:rPr>
+                <w:rFonts w:ascii="Times New Roman" w:hAnsi="Times New Roman" w:cs="Times New Roman"/>
+                <w:sz w:val="28"/>
+                <w:szCs w:val="28"/>
+              </w:rPr>
+            </w:pPr>
+            <w:r>
+              <w:rPr>
+                <w:rFonts w:ascii="Times New Roman" w:hAnsi="Times New Roman" w:cs="Times New Roman"/>
+                <w:sz w:val="28"/>
+                <w:szCs w:val="28"/>
+              </w:rPr>
+              <w:t>Тест</w:t>
+            </w:r>
+          </w:p>
+        </w:tc>
+        <w:tc>
+          <w:tcPr>
+            <w:tcW w:w="4673" w:type="dxa"/>
+          </w:tcPr>
+          <w:p>
+            <w:pPr>
+              <w:spacing w:line="360" w:lineRule="auto"/>
+              <w:jc w:val="center"/>
+              <w:rPr>
+                <w:rFonts w:ascii="Times New Roman" w:hAnsi="Times New Roman" w:cs="Times New Roman"/>
+                <w:sz w:val="28"/>
+                <w:szCs w:val="28"/>
+              </w:rPr>
+            </w:pPr>
+            <w:r>
+              <w:rPr>
+                <w:rFonts w:ascii="Times New Roman" w:hAnsi="Times New Roman" w:cs="Times New Roman"/>
+                <w:sz w:val="28"/>
+                <w:szCs w:val="28"/>
+              </w:rPr>
+              <w:t>Статус (Пройден</w:t>
+            </w:r>
+            <w:r>
+              <w:rPr>
+                <w:rFonts w:ascii="Times New Roman" w:hAnsi="Times New Roman" w:cs="Times New Roman"/>
+                <w:sz w:val="28"/>
+                <w:szCs w:val="28"/>
+                <w:lang w:val="en-US"/>
+              </w:rPr>
+              <w:t>/</w:t>
+            </w:r>
+            <w:r>
+              <w:rPr>
+                <w:rFonts w:ascii="Times New Roman" w:hAnsi="Times New Roman" w:cs="Times New Roman"/>
+                <w:sz w:val="28"/>
+                <w:szCs w:val="28"/>
+              </w:rPr>
+              <w:t xml:space="preserve"> Не пройден)</w:t>
+            </w:r>
+          </w:p>
+        </w:tc>
+      </w:tr>
+      <w:tr>
+        <w:tc>
+          <w:tcPr>
+            <w:tcW w:w="4672" w:type="dxa"/>
+          </w:tcPr>
+          <w:p>
+            <w:pPr>
+              <w:spacing w:line="360" w:lineRule="auto"/>
+              <w:jc w:val="both"/>
+              <w:rPr>
+                <w:rFonts w:ascii="Times New Roman" w:hAnsi="Times New Roman" w:cs="Times New Roman"/>
+                <w:sz w:val="28"/>
+                <w:szCs w:val="28"/>
+              </w:rPr>
+            </w:pPr>
+            <w:r>
+              <w:rPr>
+                <w:rFonts w:ascii="Times New Roman" w:hAnsi="Times New Roman" w:cs="Times New Roman"/>
+                <w:sz w:val="28"/>
+                <w:szCs w:val="28"/>
+              </w:rPr>
+              <w:t>Тест 1</w:t>
+            </w:r>
+          </w:p>
+        </w:tc>
+        <w:tc>
+          <w:tcPr>
+            <w:tcW w:w="4673" w:type="dxa"/>
+          </w:tcPr>
+          <w:p>
+            <w:pPr>
+              <w:spacing w:line="360" w:lineRule="auto"/>
+              <w:jc w:val="both"/>
+              <w:rPr>
+                <w:rFonts w:ascii="Times New Roman" w:hAnsi="Times New Roman" w:cs="Times New Roman"/>
+                <w:sz w:val="28"/>
+                <w:szCs w:val="28"/>
+              </w:rPr>
+            </w:pPr>
+            <w:r>
+              <w:rPr>
+                <w:rFonts w:ascii="Times New Roman" w:hAnsi="Times New Roman" w:cs="Times New Roman"/>
+                <w:sz w:val="28"/>
+                <w:szCs w:val="28"/>
+              </w:rPr>
+              <w:t>Пройден</w:t>
+            </w:r>
+          </w:p>
+        </w:tc>
+      </w:tr>
+      <w:tr>
+        <w:tc>
+          <w:tcPr>
+            <w:tcW w:w="4672" w:type="dxa"/>
+          </w:tcPr>
+          <w:p>
+            <w:pPr>
+              <w:spacing w:line="360" w:lineRule="auto"/>
+              <w:jc w:val="both"/>
+              <w:rPr>
+                <w:rFonts w:ascii="Times New Roman" w:hAnsi="Times New Roman" w:cs="Times New Roman"/>
+                <w:sz w:val="28"/>
+                <w:szCs w:val="28"/>
+              </w:rPr>
+            </w:pPr>
+            <w:r>
+              <w:rPr>
+                <w:rFonts w:ascii="Times New Roman" w:hAnsi="Times New Roman" w:cs="Times New Roman"/>
+                <w:sz w:val="28"/>
+                <w:szCs w:val="28"/>
+              </w:rPr>
+              <w:t>Тест 2</w:t>
+            </w:r>
+          </w:p>
+        </w:tc>
+        <w:tc>
+          <w:tcPr>
+            <w:tcW w:w="4673" w:type="dxa"/>
+          </w:tcPr>
+          <w:p>
+            <w:pPr>
+              <w:spacing w:line="360" w:lineRule="auto"/>
+              <w:jc w:val="both"/>
+              <w:rPr>
+                <w:rFonts w:ascii="Times New Roman" w:hAnsi="Times New Roman" w:cs="Times New Roman"/>
+                <w:sz w:val="28"/>
+                <w:szCs w:val="28"/>
+              </w:rPr>
+            </w:pPr>
+            <w:r>
+              <w:rPr>
+                <w:rFonts w:ascii="Times New Roman" w:hAnsi="Times New Roman" w:cs="Times New Roman"/>
+                <w:sz w:val="28"/>
+                <w:szCs w:val="28"/>
+              </w:rPr>
+              <w:t>Пройден</w:t>
+            </w:r>
+          </w:p>
+        </w:tc>
+      </w:tr>
+      <w:tr>
+        <w:tc>
+          <w:tcPr>
+            <w:tcW w:w="4672" w:type="dxa"/>
+          </w:tcPr>
+          <w:p>
+            <w:pPr>
+              <w:spacing w:line="360" w:lineRule="auto"/>
+              <w:jc w:val="both"/>
+              <w:rPr>
+                <w:rFonts w:ascii="Times New Roman" w:hAnsi="Times New Roman" w:cs="Times New Roman"/>
+                <w:sz w:val="28"/>
+                <w:szCs w:val="28"/>
+              </w:rPr>
+            </w:pPr>
+            <w:r>
+              <w:rPr>
+                <w:rFonts w:ascii="Times New Roman" w:hAnsi="Times New Roman" w:cs="Times New Roman"/>
+                <w:sz w:val="28"/>
+                <w:szCs w:val="28"/>
+              </w:rPr>
+              <w:lastRenderedPageBreak/>
+              <w:t>Тест 3</w:t>
+            </w:r>
+          </w:p>
+        </w:tc>
+        <w:tc>
+          <w:tcPr>
+            <w:tcW w:w="4673" w:type="dxa"/>
+          </w:tcPr>
+          <w:p>
+            <w:pPr>
+              <w:spacing w:line="360" w:lineRule="auto"/>
+              <w:jc w:val="both"/>
+              <w:rPr>
+                <w:rFonts w:ascii="Times New Roman" w:hAnsi="Times New Roman" w:cs="Times New Roman"/>
+                <w:sz w:val="28"/>
+                <w:szCs w:val="28"/>
+              </w:rPr>
+            </w:pPr>
+            <w:r>
+              <w:rPr>
+                <w:rFonts w:ascii="Times New Roman" w:hAnsi="Times New Roman" w:cs="Times New Roman"/>
+                <w:sz w:val="28"/>
+                <w:szCs w:val="28"/>
+              </w:rPr>
+              <w:t>Пройден</w:t>
+            </w:r>
+          </w:p>
+        </w:tc>
+      </w:tr>
+      <w:tr>
+        <w:tc>
+          <w:tcPr>
+            <w:tcW w:w="4672" w:type="dxa"/>
+          </w:tcPr>
+          <w:p>
+            <w:pPr>
+              <w:spacing w:line="360" w:lineRule="auto"/>
+              <w:jc w:val="both"/>
+              <w:rPr>
+                <w:rFonts w:ascii="Times New Roman" w:hAnsi="Times New Roman" w:cs="Times New Roman"/>
+                <w:sz w:val="28"/>
+                <w:szCs w:val="28"/>
+              </w:rPr>
+            </w:pPr>
+            <w:r>
+              <w:rPr>
+                <w:rFonts w:ascii="Times New Roman" w:hAnsi="Times New Roman" w:cs="Times New Roman"/>
+                <w:sz w:val="28"/>
+                <w:szCs w:val="28"/>
+              </w:rPr>
+              <w:t>Тест 4</w:t>
+            </w:r>
+          </w:p>
+        </w:tc>
+        <w:tc>
+          <w:tcPr>
+            <w:tcW w:w="4673" w:type="dxa"/>
+          </w:tcPr>
+          <w:p>
+            <w:pPr>
+              <w:spacing w:line="360" w:lineRule="auto"/>
+              <w:jc w:val="both"/>
+              <w:rPr>
+                <w:rFonts w:ascii="Times New Roman" w:hAnsi="Times New Roman" w:cs="Times New Roman"/>
+                <w:sz w:val="28"/>
+                <w:szCs w:val="28"/>
+              </w:rPr>
+            </w:pPr>
+            <w:r>
+              <w:rPr>
+                <w:rFonts w:ascii="Times New Roman" w:hAnsi="Times New Roman" w:cs="Times New Roman"/>
+                <w:sz w:val="28"/>
+                <w:szCs w:val="28"/>
+              </w:rPr>
+              <w:t>Пройден</w:t>
+            </w:r>
+          </w:p>
+        </w:tc>
+      </w:tr>
+      <w:tr>
+        <w:tc>
+          <w:tcPr>
+            <w:tcW w:w="4672" w:type="dxa"/>
+          </w:tcPr>
+          <w:p>
+            <w:pPr>
+              <w:spacing w:line="360" w:lineRule="auto"/>
+              <w:jc w:val="both"/>
+              <w:rPr>
+                <w:rFonts w:ascii="Times New Roman" w:hAnsi="Times New Roman" w:cs="Times New Roman"/>
+                <w:sz w:val="28"/>
+                <w:szCs w:val="28"/>
+              </w:rPr>
+            </w:pPr>
+            <w:r>
+              <w:rPr>
+                <w:rFonts w:ascii="Times New Roman" w:hAnsi="Times New Roman" w:cs="Times New Roman"/>
+                <w:sz w:val="28"/>
+                <w:szCs w:val="28"/>
+              </w:rPr>
+              <w:t>Тест 5</w:t>
+            </w:r>
+          </w:p>
+        </w:tc>
+        <w:tc>
+          <w:tcPr>
+            <w:tcW w:w="4673" w:type="dxa"/>
+          </w:tcPr>
+          <w:p>
+            <w:pPr>
+              <w:spacing w:line="360" w:lineRule="auto"/>
+              <w:jc w:val="both"/>
+              <w:rPr>
+                <w:rFonts w:ascii="Times New Roman" w:hAnsi="Times New Roman" w:cs="Times New Roman"/>
+                <w:sz w:val="28"/>
+                <w:szCs w:val="28"/>
+              </w:rPr>
+            </w:pPr>
+            <w:r>
+              <w:rPr>
+                <w:rFonts w:ascii="Times New Roman" w:hAnsi="Times New Roman" w:cs="Times New Roman"/>
+                <w:sz w:val="28"/>
+                <w:szCs w:val="28"/>
+              </w:rPr>
+              <w:t>Пройден</w:t>
+            </w:r>
+          </w:p>
+        </w:tc>
+      </w:tr>
+      <w:tr>
+        <w:tc>
+          <w:tcPr>
+            <w:tcW w:w="4672" w:type="dxa"/>
+          </w:tcPr>
+          <w:p>
+            <w:pPr>
+              <w:spacing w:line="360" w:lineRule="auto"/>
+              <w:jc w:val="both"/>
+              <w:rPr>
+                <w:rFonts w:ascii="Times New Roman" w:hAnsi="Times New Roman" w:cs="Times New Roman"/>
+                <w:sz w:val="28"/>
+                <w:szCs w:val="28"/>
+              </w:rPr>
+            </w:pPr>
+            <w:r>
+              <w:rPr>
+                <w:rFonts w:ascii="Times New Roman" w:hAnsi="Times New Roman" w:cs="Times New Roman"/>
+                <w:sz w:val="28"/>
+                <w:szCs w:val="28"/>
+              </w:rPr>
+              <w:t>Тест 6</w:t>
+            </w:r>
+          </w:p>
+        </w:tc>
+        <w:tc>
+          <w:tcPr>
+            <w:tcW w:w="4673" w:type="dxa"/>
+          </w:tcPr>
+          <w:p>
+            <w:pPr>
+              <w:spacing w:line="360" w:lineRule="auto"/>
+              <w:jc w:val="both"/>
+              <w:rPr>
+                <w:rFonts w:ascii="Times New Roman" w:hAnsi="Times New Roman" w:cs="Times New Roman"/>
+                <w:sz w:val="28"/>
+                <w:szCs w:val="28"/>
+              </w:rPr>
+            </w:pPr>
+            <w:r>
+              <w:rPr>
+                <w:rFonts w:ascii="Times New Roman" w:hAnsi="Times New Roman" w:cs="Times New Roman"/>
+                <w:sz w:val="28"/>
+                <w:szCs w:val="28"/>
+              </w:rPr>
+              <w:t>Не пройден</w:t>
+            </w:r>
+            <w:bookmarkStart w:id="0" w:name="_GoBack"/>
+            <w:bookmarkEnd w:id="0"/>
+          </w:p>
+        </w:tc>
+      </w:tr>
+    </w:tbl>
+    <w:p>
+      <w:pPr>
+        <w:spacing w:after="0" w:line="360" w:lineRule="auto"/>
+        <w:ind w:firstLine="709"/>
+        <w:jc w:val="both"/>
+        <w:rPr>
+          <w:rFonts w:ascii="Times New Roman" w:hAnsi="Times New Roman" w:cs="Times New Roman"/>
+          <w:sz w:val="28"/>
+          <w:szCs w:val="28"/>
+        </w:rPr>
+      </w:pPr>
     </w:p>
     <w:p>
       <w:pPr>
@@ -859,6 +4438,350 @@
 <file path=word/numbering.xml><?xml version="1.0" encoding="utf-8"?>
 <w:numbering xmlns:wpc="http://schemas.microsoft.com/office/word/2010/wordprocessingCanvas" xmlns:mc="http://schemas.openxmlformats.org/markup-compatibility/2006" xmlns:o="urn:schemas-microsoft-com:office:office" xmlns:r="http://schemas.openxmlformats.org/officeDocument/2006/relationships" xmlns:m="http://schemas.openxmlformats.org/officeDocument/2006/math" xmlns:v="urn:schemas-microsoft-com:vml" xmlns:wp14="http://schemas.microsoft.com/office/word/2010/wordprocessingDrawing" xmlns:wp="http://schemas.openxmlformats.org/drawingml/2006/wordprocessingDrawing" xmlns:w10="urn:schemas-microsoft-com:office:word" xmlns:w="http://schemas.openxmlformats.org/wordprocessingml/2006/main" xmlns:w14="http://schemas.microsoft.com/office/word/2010/wordml" xmlns:w15="http://schemas.microsoft.com/office/word/2012/wordml" xmlns:wpg="http://schemas.microsoft.com/office/word/2010/wordprocessingGroup" xmlns:wpi="http://schemas.microsoft.com/office/word/2010/wordprocessingInk" xmlns:wne="http://schemas.microsoft.com/office/word/2006/wordml" xmlns:wps="http://schemas.microsoft.com/office/word/2010/wordprocessingShape" mc:Ignorable="w14 w15 wp14">
   <w:abstractNum w:abstractNumId="0" w15:restartNumberingAfterBreak="0">
+    <w:nsid w:val="01A37A63"/>
+    <w:multiLevelType w:val="hybridMultilevel"/>
+    <w:tmpl w:val="6302D3C8"/>
+    <w:lvl w:ilvl="0" w:tplc="0419000F">
+      <w:start w:val="1"/>
+      <w:numFmt w:val="decimal"/>
+      <w:lvlText w:val="%1."/>
+      <w:lvlJc w:val="left"/>
+      <w:pPr>
+        <w:ind w:left="1429" w:hanging="360"/>
+      </w:pPr>
+    </w:lvl>
+    <w:lvl w:ilvl="1" w:tplc="04190019" w:tentative="1">
+      <w:start w:val="1"/>
+      <w:numFmt w:val="lowerLetter"/>
+      <w:lvlText w:val="%2."/>
+      <w:lvlJc w:val="left"/>
+      <w:pPr>
+        <w:ind w:left="2149" w:hanging="360"/>
+      </w:pPr>
+    </w:lvl>
+    <w:lvl w:ilvl="2" w:tplc="0419001B" w:tentative="1">
+      <w:start w:val="1"/>
+      <w:numFmt w:val="lowerRoman"/>
+      <w:lvlText w:val="%3."/>
+      <w:lvlJc w:val="right"/>
+      <w:pPr>
+        <w:ind w:left="2869" w:hanging="180"/>
+      </w:pPr>
+    </w:lvl>
+    <w:lvl w:ilvl="3" w:tplc="0419000F" w:tentative="1">
+      <w:start w:val="1"/>
+      <w:numFmt w:val="decimal"/>
+      <w:lvlText w:val="%4."/>
+      <w:lvlJc w:val="left"/>
+      <w:pPr>
+        <w:ind w:left="3589" w:hanging="360"/>
+      </w:pPr>
+    </w:lvl>
+    <w:lvl w:ilvl="4" w:tplc="04190019" w:tentative="1">
+      <w:start w:val="1"/>
+      <w:numFmt w:val="lowerLetter"/>
+      <w:lvlText w:val="%5."/>
+      <w:lvlJc w:val="left"/>
+      <w:pPr>
+        <w:ind w:left="4309" w:hanging="360"/>
+      </w:pPr>
+    </w:lvl>
+    <w:lvl w:ilvl="5" w:tplc="0419001B" w:tentative="1">
+      <w:start w:val="1"/>
+      <w:numFmt w:val="lowerRoman"/>
+      <w:lvlText w:val="%6."/>
+      <w:lvlJc w:val="right"/>
+      <w:pPr>
+        <w:ind w:left="5029" w:hanging="180"/>
+      </w:pPr>
+    </w:lvl>
+    <w:lvl w:ilvl="6" w:tplc="0419000F" w:tentative="1">
+      <w:start w:val="1"/>
+      <w:numFmt w:val="decimal"/>
+      <w:lvlText w:val="%7."/>
+      <w:lvlJc w:val="left"/>
+      <w:pPr>
+        <w:ind w:left="5749" w:hanging="360"/>
+      </w:pPr>
+    </w:lvl>
+    <w:lvl w:ilvl="7" w:tplc="04190019" w:tentative="1">
+      <w:start w:val="1"/>
+      <w:numFmt w:val="lowerLetter"/>
+      <w:lvlText w:val="%8."/>
+      <w:lvlJc w:val="left"/>
+      <w:pPr>
+        <w:ind w:left="6469" w:hanging="360"/>
+      </w:pPr>
+    </w:lvl>
+    <w:lvl w:ilvl="8" w:tplc="0419001B" w:tentative="1">
+      <w:start w:val="1"/>
+      <w:numFmt w:val="lowerRoman"/>
+      <w:lvlText w:val="%9."/>
+      <w:lvlJc w:val="right"/>
+      <w:pPr>
+        <w:ind w:left="7189" w:hanging="180"/>
+      </w:pPr>
+    </w:lvl>
+  </w:abstractNum>
+  <w:abstractNum w:abstractNumId="1" w15:restartNumberingAfterBreak="0">
+    <w:nsid w:val="0FA73E55"/>
+    <w:multiLevelType w:val="hybridMultilevel"/>
+    <w:tmpl w:val="6302D3C8"/>
+    <w:lvl w:ilvl="0" w:tplc="0419000F">
+      <w:start w:val="1"/>
+      <w:numFmt w:val="decimal"/>
+      <w:lvlText w:val="%1."/>
+      <w:lvlJc w:val="left"/>
+      <w:pPr>
+        <w:ind w:left="1429" w:hanging="360"/>
+      </w:pPr>
+    </w:lvl>
+    <w:lvl w:ilvl="1" w:tplc="04190019" w:tentative="1">
+      <w:start w:val="1"/>
+      <w:numFmt w:val="lowerLetter"/>
+      <w:lvlText w:val="%2."/>
+      <w:lvlJc w:val="left"/>
+      <w:pPr>
+        <w:ind w:left="2149" w:hanging="360"/>
+      </w:pPr>
+    </w:lvl>
+    <w:lvl w:ilvl="2" w:tplc="0419001B" w:tentative="1">
+      <w:start w:val="1"/>
+      <w:numFmt w:val="lowerRoman"/>
+      <w:lvlText w:val="%3."/>
+      <w:lvlJc w:val="right"/>
+      <w:pPr>
+        <w:ind w:left="2869" w:hanging="180"/>
+      </w:pPr>
+    </w:lvl>
+    <w:lvl w:ilvl="3" w:tplc="0419000F" w:tentative="1">
+      <w:start w:val="1"/>
+      <w:numFmt w:val="decimal"/>
+      <w:lvlText w:val="%4."/>
+      <w:lvlJc w:val="left"/>
+      <w:pPr>
+        <w:ind w:left="3589" w:hanging="360"/>
+      </w:pPr>
+    </w:lvl>
+    <w:lvl w:ilvl="4" w:tplc="04190019" w:tentative="1">
+      <w:start w:val="1"/>
+      <w:numFmt w:val="lowerLetter"/>
+      <w:lvlText w:val="%5."/>
+      <w:lvlJc w:val="left"/>
+      <w:pPr>
+        <w:ind w:left="4309" w:hanging="360"/>
+      </w:pPr>
+    </w:lvl>
+    <w:lvl w:ilvl="5" w:tplc="0419001B" w:tentative="1">
+      <w:start w:val="1"/>
+      <w:numFmt w:val="lowerRoman"/>
+      <w:lvlText w:val="%6."/>
+      <w:lvlJc w:val="right"/>
+      <w:pPr>
+        <w:ind w:left="5029" w:hanging="180"/>
+      </w:pPr>
+    </w:lvl>
+    <w:lvl w:ilvl="6" w:tplc="0419000F" w:tentative="1">
+      <w:start w:val="1"/>
+      <w:numFmt w:val="decimal"/>
+      <w:lvlText w:val="%7."/>
+      <w:lvlJc w:val="left"/>
+      <w:pPr>
+        <w:ind w:left="5749" w:hanging="360"/>
+      </w:pPr>
+    </w:lvl>
+    <w:lvl w:ilvl="7" w:tplc="04190019" w:tentative="1">
+      <w:start w:val="1"/>
+      <w:numFmt w:val="lowerLetter"/>
+      <w:lvlText w:val="%8."/>
+      <w:lvlJc w:val="left"/>
+      <w:pPr>
+        <w:ind w:left="6469" w:hanging="360"/>
+      </w:pPr>
+    </w:lvl>
+    <w:lvl w:ilvl="8" w:tplc="0419001B" w:tentative="1">
+      <w:start w:val="1"/>
+      <w:numFmt w:val="lowerRoman"/>
+      <w:lvlText w:val="%9."/>
+      <w:lvlJc w:val="right"/>
+      <w:pPr>
+        <w:ind w:left="7189" w:hanging="180"/>
+      </w:pPr>
+    </w:lvl>
+  </w:abstractNum>
+  <w:abstractNum w:abstractNumId="2" w15:restartNumberingAfterBreak="0">
+    <w:nsid w:val="3AF45044"/>
+    <w:multiLevelType w:val="hybridMultilevel"/>
+    <w:tmpl w:val="6302D3C8"/>
+    <w:lvl w:ilvl="0" w:tplc="0419000F">
+      <w:start w:val="1"/>
+      <w:numFmt w:val="decimal"/>
+      <w:lvlText w:val="%1."/>
+      <w:lvlJc w:val="left"/>
+      <w:pPr>
+        <w:ind w:left="1429" w:hanging="360"/>
+      </w:pPr>
+    </w:lvl>
+    <w:lvl w:ilvl="1" w:tplc="04190019" w:tentative="1">
+      <w:start w:val="1"/>
+      <w:numFmt w:val="lowerLetter"/>
+      <w:lvlText w:val="%2."/>
+      <w:lvlJc w:val="left"/>
+      <w:pPr>
+        <w:ind w:left="2149" w:hanging="360"/>
+      </w:pPr>
+    </w:lvl>
+    <w:lvl w:ilvl="2" w:tplc="0419001B" w:tentative="1">
+      <w:start w:val="1"/>
+      <w:numFmt w:val="lowerRoman"/>
+      <w:lvlText w:val="%3."/>
+      <w:lvlJc w:val="right"/>
+      <w:pPr>
+        <w:ind w:left="2869" w:hanging="180"/>
+      </w:pPr>
+    </w:lvl>
+    <w:lvl w:ilvl="3" w:tplc="0419000F" w:tentative="1">
+      <w:start w:val="1"/>
+      <w:numFmt w:val="decimal"/>
+      <w:lvlText w:val="%4."/>
+      <w:lvlJc w:val="left"/>
+      <w:pPr>
+        <w:ind w:left="3589" w:hanging="360"/>
+      </w:pPr>
+    </w:lvl>
+    <w:lvl w:ilvl="4" w:tplc="04190019" w:tentative="1">
+      <w:start w:val="1"/>
+      <w:numFmt w:val="lowerLetter"/>
+      <w:lvlText w:val="%5."/>
+      <w:lvlJc w:val="left"/>
+      <w:pPr>
+        <w:ind w:left="4309" w:hanging="360"/>
+      </w:pPr>
+    </w:lvl>
+    <w:lvl w:ilvl="5" w:tplc="0419001B" w:tentative="1">
+      <w:start w:val="1"/>
+      <w:numFmt w:val="lowerRoman"/>
+      <w:lvlText w:val="%6."/>
+      <w:lvlJc w:val="right"/>
+      <w:pPr>
+        <w:ind w:left="5029" w:hanging="180"/>
+      </w:pPr>
+    </w:lvl>
+    <w:lvl w:ilvl="6" w:tplc="0419000F" w:tentative="1">
+      <w:start w:val="1"/>
+      <w:numFmt w:val="decimal"/>
+      <w:lvlText w:val="%7."/>
+      <w:lvlJc w:val="left"/>
+      <w:pPr>
+        <w:ind w:left="5749" w:hanging="360"/>
+      </w:pPr>
+    </w:lvl>
+    <w:lvl w:ilvl="7" w:tplc="04190019" w:tentative="1">
+      <w:start w:val="1"/>
+      <w:numFmt w:val="lowerLetter"/>
+      <w:lvlText w:val="%8."/>
+      <w:lvlJc w:val="left"/>
+      <w:pPr>
+        <w:ind w:left="6469" w:hanging="360"/>
+      </w:pPr>
+    </w:lvl>
+    <w:lvl w:ilvl="8" w:tplc="0419001B" w:tentative="1">
+      <w:start w:val="1"/>
+      <w:numFmt w:val="lowerRoman"/>
+      <w:lvlText w:val="%9."/>
+      <w:lvlJc w:val="right"/>
+      <w:pPr>
+        <w:ind w:left="7189" w:hanging="180"/>
+      </w:pPr>
+    </w:lvl>
+  </w:abstractNum>
+  <w:abstractNum w:abstractNumId="3" w15:restartNumberingAfterBreak="0">
+    <w:nsid w:val="484376E0"/>
+    <w:multiLevelType w:val="hybridMultilevel"/>
+    <w:tmpl w:val="6302D3C8"/>
+    <w:lvl w:ilvl="0" w:tplc="0419000F">
+      <w:start w:val="1"/>
+      <w:numFmt w:val="decimal"/>
+      <w:lvlText w:val="%1."/>
+      <w:lvlJc w:val="left"/>
+      <w:pPr>
+        <w:ind w:left="1429" w:hanging="360"/>
+      </w:pPr>
+    </w:lvl>
+    <w:lvl w:ilvl="1" w:tplc="04190019" w:tentative="1">
+      <w:start w:val="1"/>
+      <w:numFmt w:val="lowerLetter"/>
+      <w:lvlText w:val="%2."/>
+      <w:lvlJc w:val="left"/>
+      <w:pPr>
+        <w:ind w:left="2149" w:hanging="360"/>
+      </w:pPr>
+    </w:lvl>
+    <w:lvl w:ilvl="2" w:tplc="0419001B" w:tentative="1">
+      <w:start w:val="1"/>
+      <w:numFmt w:val="lowerRoman"/>
+      <w:lvlText w:val="%3."/>
+      <w:lvlJc w:val="right"/>
+      <w:pPr>
+        <w:ind w:left="2869" w:hanging="180"/>
+      </w:pPr>
+    </w:lvl>
+    <w:lvl w:ilvl="3" w:tplc="0419000F" w:tentative="1">
+      <w:start w:val="1"/>
+      <w:numFmt w:val="decimal"/>
+      <w:lvlText w:val="%4."/>
+      <w:lvlJc w:val="left"/>
+      <w:pPr>
+        <w:ind w:left="3589" w:hanging="360"/>
+      </w:pPr>
+    </w:lvl>
+    <w:lvl w:ilvl="4" w:tplc="04190019" w:tentative="1">
+      <w:start w:val="1"/>
+      <w:numFmt w:val="lowerLetter"/>
+      <w:lvlText w:val="%5."/>
+      <w:lvlJc w:val="left"/>
+      <w:pPr>
+        <w:ind w:left="4309" w:hanging="360"/>
+      </w:pPr>
+    </w:lvl>
+    <w:lvl w:ilvl="5" w:tplc="0419001B" w:tentative="1">
+      <w:start w:val="1"/>
+      <w:numFmt w:val="lowerRoman"/>
+      <w:lvlText w:val="%6."/>
+      <w:lvlJc w:val="right"/>
+      <w:pPr>
+        <w:ind w:left="5029" w:hanging="180"/>
+      </w:pPr>
+    </w:lvl>
+    <w:lvl w:ilvl="6" w:tplc="0419000F" w:tentative="1">
+      <w:start w:val="1"/>
+      <w:numFmt w:val="decimal"/>
+      <w:lvlText w:val="%7."/>
+      <w:lvlJc w:val="left"/>
+      <w:pPr>
+        <w:ind w:left="5749" w:hanging="360"/>
+      </w:pPr>
+    </w:lvl>
+    <w:lvl w:ilvl="7" w:tplc="04190019" w:tentative="1">
+      <w:start w:val="1"/>
+      <w:numFmt w:val="lowerLetter"/>
+      <w:lvlText w:val="%8."/>
+      <w:lvlJc w:val="left"/>
+      <w:pPr>
+        <w:ind w:left="6469" w:hanging="360"/>
+      </w:pPr>
+    </w:lvl>
+    <w:lvl w:ilvl="8" w:tplc="0419001B" w:tentative="1">
+      <w:start w:val="1"/>
+      <w:numFmt w:val="lowerRoman"/>
+      <w:lvlText w:val="%9."/>
+      <w:lvlJc w:val="right"/>
+      <w:pPr>
+        <w:ind w:left="7189" w:hanging="180"/>
+      </w:pPr>
+    </w:lvl>
+  </w:abstractNum>
+  <w:abstractNum w:abstractNumId="4" w15:restartNumberingAfterBreak="0">
     <w:nsid w:val="758F45C1"/>
     <w:multiLevelType w:val="hybridMultilevel"/>
     <w:tmpl w:val="6302D3C8"/>
@@ -944,7 +4867,108 @@
       </w:pPr>
     </w:lvl>
   </w:abstractNum>
+  <w:abstractNum w:abstractNumId="5" w15:restartNumberingAfterBreak="0">
+    <w:nsid w:val="771A64D0"/>
+    <w:multiLevelType w:val="hybridMultilevel"/>
+    <w:tmpl w:val="6302D3C8"/>
+    <w:lvl w:ilvl="0" w:tplc="0419000F">
+      <w:start w:val="1"/>
+      <w:numFmt w:val="decimal"/>
+      <w:lvlText w:val="%1."/>
+      <w:lvlJc w:val="left"/>
+      <w:pPr>
+        <w:ind w:left="1429" w:hanging="360"/>
+      </w:pPr>
+    </w:lvl>
+    <w:lvl w:ilvl="1" w:tplc="04190019" w:tentative="1">
+      <w:start w:val="1"/>
+      <w:numFmt w:val="lowerLetter"/>
+      <w:lvlText w:val="%2."/>
+      <w:lvlJc w:val="left"/>
+      <w:pPr>
+        <w:ind w:left="2149" w:hanging="360"/>
+      </w:pPr>
+    </w:lvl>
+    <w:lvl w:ilvl="2" w:tplc="0419001B" w:tentative="1">
+      <w:start w:val="1"/>
+      <w:numFmt w:val="lowerRoman"/>
+      <w:lvlText w:val="%3."/>
+      <w:lvlJc w:val="right"/>
+      <w:pPr>
+        <w:ind w:left="2869" w:hanging="180"/>
+      </w:pPr>
+    </w:lvl>
+    <w:lvl w:ilvl="3" w:tplc="0419000F" w:tentative="1">
+      <w:start w:val="1"/>
+      <w:numFmt w:val="decimal"/>
+      <w:lvlText w:val="%4."/>
+      <w:lvlJc w:val="left"/>
+      <w:pPr>
+        <w:ind w:left="3589" w:hanging="360"/>
+      </w:pPr>
+    </w:lvl>
+    <w:lvl w:ilvl="4" w:tplc="04190019" w:tentative="1">
+      <w:start w:val="1"/>
+      <w:numFmt w:val="lowerLetter"/>
+      <w:lvlText w:val="%5."/>
+      <w:lvlJc w:val="left"/>
+      <w:pPr>
+        <w:ind w:left="4309" w:hanging="360"/>
+      </w:pPr>
+    </w:lvl>
+    <w:lvl w:ilvl="5" w:tplc="0419001B" w:tentative="1">
+      <w:start w:val="1"/>
+      <w:numFmt w:val="lowerRoman"/>
+      <w:lvlText w:val="%6."/>
+      <w:lvlJc w:val="right"/>
+      <w:pPr>
+        <w:ind w:left="5029" w:hanging="180"/>
+      </w:pPr>
+    </w:lvl>
+    <w:lvl w:ilvl="6" w:tplc="0419000F" w:tentative="1">
+      <w:start w:val="1"/>
+      <w:numFmt w:val="decimal"/>
+      <w:lvlText w:val="%7."/>
+      <w:lvlJc w:val="left"/>
+      <w:pPr>
+        <w:ind w:left="5749" w:hanging="360"/>
+      </w:pPr>
+    </w:lvl>
+    <w:lvl w:ilvl="7" w:tplc="04190019" w:tentative="1">
+      <w:start w:val="1"/>
+      <w:numFmt w:val="lowerLetter"/>
+      <w:lvlText w:val="%8."/>
+      <w:lvlJc w:val="left"/>
+      <w:pPr>
+        <w:ind w:left="6469" w:hanging="360"/>
+      </w:pPr>
+    </w:lvl>
+    <w:lvl w:ilvl="8" w:tplc="0419001B" w:tentative="1">
+      <w:start w:val="1"/>
+      <w:numFmt w:val="lowerRoman"/>
+      <w:lvlText w:val="%9."/>
+      <w:lvlJc w:val="right"/>
+      <w:pPr>
+        <w:ind w:left="7189" w:hanging="180"/>
+      </w:pPr>
+    </w:lvl>
+  </w:abstractNum>
   <w:num w:numId="1">
+    <w:abstractNumId w:val="4"/>
+  </w:num>
+  <w:num w:numId="2">
+    <w:abstractNumId w:val="1"/>
+  </w:num>
+  <w:num w:numId="3">
+    <w:abstractNumId w:val="5"/>
+  </w:num>
+  <w:num w:numId="4">
+    <w:abstractNumId w:val="3"/>
+  </w:num>
+  <w:num w:numId="5">
+    <w:abstractNumId w:val="2"/>
+  </w:num>
+  <w:num w:numId="6">
     <w:abstractNumId w:val="0"/>
   </w:num>
 </w:numbering>
@@ -1382,6 +5406,25 @@
       <w:contextualSpacing/>
     </w:pPr>
   </w:style>
+  <w:style w:type="table" w:styleId="a4">
+    <w:name w:val="Table Grid"/>
+    <w:basedOn w:val="a1"/>
+    <w:uiPriority w:val="39"/>
+    <w:rsid w:val="000D5BC9"/>
+    <w:pPr>
+      <w:spacing w:after="0" w:line="240" w:lineRule="auto"/>
+    </w:pPr>
+    <w:tblPr>
+      <w:tblBorders>
+        <w:top w:val="single" w:sz="4" w:space="0" w:color="auto"/>
+        <w:left w:val="single" w:sz="4" w:space="0" w:color="auto"/>
+        <w:bottom w:val="single" w:sz="4" w:space="0" w:color="auto"/>
+        <w:right w:val="single" w:sz="4" w:space="0" w:color="auto"/>
+        <w:insideH w:val="single" w:sz="4" w:space="0" w:color="auto"/>
+        <w:insideV w:val="single" w:sz="4" w:space="0" w:color="auto"/>
+      </w:tblBorders>
+    </w:tblPr>
+  </w:style>
 </w:styles>
 </file>
 
